--- a/web/web.docx
+++ b/web/web.docx
@@ -10,6 +10,2772 @@
         <w:rPr>
           <w:rFonts w:hint="eastAsia"/>
         </w:rPr>
+        <w:t>H</w:t>
+      </w:r>
+      <w:r>
+        <w:t>TML</w:t>
+      </w:r>
+    </w:p>
+    <w:p>
+      <w:pPr>
+        <w:pStyle w:val="2"/>
+        <w:rPr>
+          <w:noProof/>
+        </w:rPr>
+      </w:pPr>
+      <w:r>
+        <w:rPr>
+          <w:rFonts w:hint="eastAsia"/>
+          <w:noProof/>
+        </w:rPr>
+        <w:t>语义化</w:t>
+      </w:r>
+    </w:p>
+    <w:p>
+      <w:r>
+        <w:rPr>
+          <w:noProof/>
+        </w:rPr>
+        <w:drawing>
+          <wp:inline distT="0" distB="0" distL="0" distR="0" wp14:anchorId="0E312704" wp14:editId="2E403589">
+            <wp:extent cx="5274310" cy="3427730"/>
+            <wp:effectExtent l="0" t="0" r="2540" b="1270"/>
+            <wp:docPr id="11" name="图片 11"/>
+            <wp:cNvGraphicFramePr>
+              <a:graphicFrameLocks xmlns:a="http://schemas.openxmlformats.org/drawingml/2006/main" noChangeAspect="1"/>
+            </wp:cNvGraphicFramePr>
+            <a:graphic xmlns:a="http://schemas.openxmlformats.org/drawingml/2006/main">
+              <a:graphicData uri="http://schemas.openxmlformats.org/drawingml/2006/picture">
+                <pic:pic xmlns:pic="http://schemas.openxmlformats.org/drawingml/2006/picture">
+                  <pic:nvPicPr>
+                    <pic:cNvPr id="1" name=""/>
+                    <pic:cNvPicPr/>
+                  </pic:nvPicPr>
+                  <pic:blipFill>
+                    <a:blip r:embed="rId6"/>
+                    <a:stretch>
+                      <a:fillRect/>
+                    </a:stretch>
+                  </pic:blipFill>
+                  <pic:spPr>
+                    <a:xfrm>
+                      <a:off x="0" y="0"/>
+                      <a:ext cx="5274310" cy="3427730"/>
+                    </a:xfrm>
+                    <a:prstGeom prst="rect">
+                      <a:avLst/>
+                    </a:prstGeom>
+                  </pic:spPr>
+                </pic:pic>
+              </a:graphicData>
+            </a:graphic>
+          </wp:inline>
+        </w:drawing>
+      </w:r>
+    </w:p>
+    <w:p>
+      <w:r>
+        <w:rPr>
+          <w:rFonts w:hint="eastAsia"/>
+        </w:rPr>
+        <w:t>nav可以在header中。</w:t>
+      </w:r>
+    </w:p>
+    <w:p>
+      <w:r>
+        <w:rPr>
+          <w:rFonts w:hint="eastAsia"/>
+        </w:rPr>
+        <w:t>article在main中。</w:t>
+      </w:r>
+    </w:p>
+    <w:p/>
+    <w:p>
+      <w:pPr>
+        <w:pStyle w:val="3"/>
+      </w:pPr>
+      <w:r>
+        <w:lastRenderedPageBreak/>
+        <w:t>&lt;article</w:t>
+      </w:r>
+      <w:r>
+        <w:t>&gt;</w:t>
+      </w:r>
+      <w:r>
+        <w:t>和</w:t>
+      </w:r>
+      <w:r>
+        <w:rPr>
+          <w:rFonts w:hint="eastAsia"/>
+        </w:rPr>
+        <w:t>&lt;</w:t>
+      </w:r>
+      <w:r>
+        <w:t>section</w:t>
+      </w:r>
+      <w:r>
+        <w:t>&gt;</w:t>
+      </w:r>
+      <w:r>
+        <w:rPr>
+          <w:rFonts w:hint="eastAsia"/>
+        </w:rPr>
+        <w:t>区别</w:t>
+      </w:r>
+    </w:p>
+    <w:p>
+      <w:r>
+        <w:rPr>
+          <w:noProof/>
+        </w:rPr>
+        <w:drawing>
+          <wp:inline distT="0" distB="0" distL="0" distR="0" wp14:anchorId="21ED0A73" wp14:editId="22E93D9D">
+            <wp:extent cx="5274310" cy="4893945"/>
+            <wp:effectExtent l="0" t="0" r="2540" b="1905"/>
+            <wp:docPr id="12" name="图片 12"/>
+            <wp:cNvGraphicFramePr>
+              <a:graphicFrameLocks xmlns:a="http://schemas.openxmlformats.org/drawingml/2006/main" noChangeAspect="1"/>
+            </wp:cNvGraphicFramePr>
+            <a:graphic xmlns:a="http://schemas.openxmlformats.org/drawingml/2006/main">
+              <a:graphicData uri="http://schemas.openxmlformats.org/drawingml/2006/picture">
+                <pic:pic xmlns:pic="http://schemas.openxmlformats.org/drawingml/2006/picture">
+                  <pic:nvPicPr>
+                    <pic:cNvPr id="1" name=""/>
+                    <pic:cNvPicPr/>
+                  </pic:nvPicPr>
+                  <pic:blipFill>
+                    <a:blip r:embed="rId7"/>
+                    <a:stretch>
+                      <a:fillRect/>
+                    </a:stretch>
+                  </pic:blipFill>
+                  <pic:spPr>
+                    <a:xfrm>
+                      <a:off x="0" y="0"/>
+                      <a:ext cx="5274310" cy="4893945"/>
+                    </a:xfrm>
+                    <a:prstGeom prst="rect">
+                      <a:avLst/>
+                    </a:prstGeom>
+                  </pic:spPr>
+                </pic:pic>
+              </a:graphicData>
+            </a:graphic>
+          </wp:inline>
+        </w:drawing>
+      </w:r>
+    </w:p>
+    <w:p/>
+    <w:p>
+      <w:pPr>
+        <w:pStyle w:val="3"/>
+      </w:pPr>
+      <w:r>
+        <w:lastRenderedPageBreak/>
+        <w:t>&lt;blockquote&gt; 和 &lt;cite&gt;</w:t>
+      </w:r>
+      <w:r>
+        <w:rPr>
+          <w:rFonts w:hint="eastAsia"/>
+        </w:rPr>
+        <w:t>区别</w:t>
+      </w:r>
+    </w:p>
+    <w:p>
+      <w:r>
+        <w:rPr>
+          <w:noProof/>
+        </w:rPr>
+        <w:drawing>
+          <wp:inline distT="0" distB="0" distL="0" distR="0" wp14:anchorId="4E52668E" wp14:editId="3FC0FBD9">
+            <wp:extent cx="5274310" cy="4947920"/>
+            <wp:effectExtent l="0" t="0" r="2540" b="5080"/>
+            <wp:docPr id="13" name="图片 13"/>
+            <wp:cNvGraphicFramePr>
+              <a:graphicFrameLocks xmlns:a="http://schemas.openxmlformats.org/drawingml/2006/main" noChangeAspect="1"/>
+            </wp:cNvGraphicFramePr>
+            <a:graphic xmlns:a="http://schemas.openxmlformats.org/drawingml/2006/main">
+              <a:graphicData uri="http://schemas.openxmlformats.org/drawingml/2006/picture">
+                <pic:pic xmlns:pic="http://schemas.openxmlformats.org/drawingml/2006/picture">
+                  <pic:nvPicPr>
+                    <pic:cNvPr id="1" name=""/>
+                    <pic:cNvPicPr/>
+                  </pic:nvPicPr>
+                  <pic:blipFill>
+                    <a:blip r:embed="rId8"/>
+                    <a:stretch>
+                      <a:fillRect/>
+                    </a:stretch>
+                  </pic:blipFill>
+                  <pic:spPr>
+                    <a:xfrm>
+                      <a:off x="0" y="0"/>
+                      <a:ext cx="5274310" cy="4947920"/>
+                    </a:xfrm>
+                    <a:prstGeom prst="rect">
+                      <a:avLst/>
+                    </a:prstGeom>
+                  </pic:spPr>
+                </pic:pic>
+              </a:graphicData>
+            </a:graphic>
+          </wp:inline>
+        </w:drawing>
+      </w:r>
+    </w:p>
+    <w:p/>
+    <w:p>
+      <w:pPr>
+        <w:pStyle w:val="2"/>
+      </w:pPr>
+      <w:r>
+        <w:rPr>
+          <w:rFonts w:hint="eastAsia"/>
+        </w:rPr>
+        <w:lastRenderedPageBreak/>
+        <w:t>表单</w:t>
+      </w:r>
+    </w:p>
+    <w:p>
+      <w:r>
+        <w:rPr>
+          <w:noProof/>
+        </w:rPr>
+        <w:drawing>
+          <wp:inline distT="0" distB="0" distL="0" distR="0" wp14:anchorId="054A9F39" wp14:editId="70E0474E">
+            <wp:extent cx="5274310" cy="4912360"/>
+            <wp:effectExtent l="0" t="0" r="2540" b="2540"/>
+            <wp:docPr id="15" name="图片 15"/>
+            <wp:cNvGraphicFramePr>
+              <a:graphicFrameLocks xmlns:a="http://schemas.openxmlformats.org/drawingml/2006/main" noChangeAspect="1"/>
+            </wp:cNvGraphicFramePr>
+            <a:graphic xmlns:a="http://schemas.openxmlformats.org/drawingml/2006/main">
+              <a:graphicData uri="http://schemas.openxmlformats.org/drawingml/2006/picture">
+                <pic:pic xmlns:pic="http://schemas.openxmlformats.org/drawingml/2006/picture">
+                  <pic:nvPicPr>
+                    <pic:cNvPr id="1" name=""/>
+                    <pic:cNvPicPr/>
+                  </pic:nvPicPr>
+                  <pic:blipFill>
+                    <a:blip r:embed="rId9"/>
+                    <a:stretch>
+                      <a:fillRect/>
+                    </a:stretch>
+                  </pic:blipFill>
+                  <pic:spPr>
+                    <a:xfrm>
+                      <a:off x="0" y="0"/>
+                      <a:ext cx="5274310" cy="4912360"/>
+                    </a:xfrm>
+                    <a:prstGeom prst="rect">
+                      <a:avLst/>
+                    </a:prstGeom>
+                  </pic:spPr>
+                </pic:pic>
+              </a:graphicData>
+            </a:graphic>
+          </wp:inline>
+        </w:drawing>
+      </w:r>
+    </w:p>
+    <w:p>
+      <w:r>
+        <w:rPr>
+          <w:noProof/>
+        </w:rPr>
+        <w:drawing>
+          <wp:inline distT="0" distB="0" distL="0" distR="0" wp14:anchorId="1FE619B4" wp14:editId="6E3BAB68">
+            <wp:extent cx="5274310" cy="3092450"/>
+            <wp:effectExtent l="0" t="0" r="2540" b="0"/>
+            <wp:docPr id="16" name="图片 16"/>
+            <wp:cNvGraphicFramePr>
+              <a:graphicFrameLocks xmlns:a="http://schemas.openxmlformats.org/drawingml/2006/main" noChangeAspect="1"/>
+            </wp:cNvGraphicFramePr>
+            <a:graphic xmlns:a="http://schemas.openxmlformats.org/drawingml/2006/main">
+              <a:graphicData uri="http://schemas.openxmlformats.org/drawingml/2006/picture">
+                <pic:pic xmlns:pic="http://schemas.openxmlformats.org/drawingml/2006/picture">
+                  <pic:nvPicPr>
+                    <pic:cNvPr id="1" name=""/>
+                    <pic:cNvPicPr/>
+                  </pic:nvPicPr>
+                  <pic:blipFill>
+                    <a:blip r:embed="rId10"/>
+                    <a:stretch>
+                      <a:fillRect/>
+                    </a:stretch>
+                  </pic:blipFill>
+                  <pic:spPr>
+                    <a:xfrm>
+                      <a:off x="0" y="0"/>
+                      <a:ext cx="5274310" cy="3092450"/>
+                    </a:xfrm>
+                    <a:prstGeom prst="rect">
+                      <a:avLst/>
+                    </a:prstGeom>
+                  </pic:spPr>
+                </pic:pic>
+              </a:graphicData>
+            </a:graphic>
+          </wp:inline>
+        </w:drawing>
+      </w:r>
+    </w:p>
+    <w:p>
+      <w:r>
+        <w:rPr>
+          <w:noProof/>
+        </w:rPr>
+        <w:lastRenderedPageBreak/>
+        <w:drawing>
+          <wp:inline distT="0" distB="0" distL="0" distR="0" wp14:anchorId="09B8DA9C" wp14:editId="35564D96">
+            <wp:extent cx="5274310" cy="3724910"/>
+            <wp:effectExtent l="0" t="0" r="2540" b="8890"/>
+            <wp:docPr id="17" name="图片 17"/>
+            <wp:cNvGraphicFramePr>
+              <a:graphicFrameLocks xmlns:a="http://schemas.openxmlformats.org/drawingml/2006/main" noChangeAspect="1"/>
+            </wp:cNvGraphicFramePr>
+            <a:graphic xmlns:a="http://schemas.openxmlformats.org/drawingml/2006/main">
+              <a:graphicData uri="http://schemas.openxmlformats.org/drawingml/2006/picture">
+                <pic:pic xmlns:pic="http://schemas.openxmlformats.org/drawingml/2006/picture">
+                  <pic:nvPicPr>
+                    <pic:cNvPr id="1" name=""/>
+                    <pic:cNvPicPr/>
+                  </pic:nvPicPr>
+                  <pic:blipFill>
+                    <a:blip r:embed="rId11"/>
+                    <a:stretch>
+                      <a:fillRect/>
+                    </a:stretch>
+                  </pic:blipFill>
+                  <pic:spPr>
+                    <a:xfrm>
+                      <a:off x="0" y="0"/>
+                      <a:ext cx="5274310" cy="3724910"/>
+                    </a:xfrm>
+                    <a:prstGeom prst="rect">
+                      <a:avLst/>
+                    </a:prstGeom>
+                  </pic:spPr>
+                </pic:pic>
+              </a:graphicData>
+            </a:graphic>
+          </wp:inline>
+        </w:drawing>
+      </w:r>
+    </w:p>
+    <w:p>
+      <w:r>
+        <w:rPr>
+          <w:noProof/>
+        </w:rPr>
+        <w:drawing>
+          <wp:inline distT="0" distB="0" distL="0" distR="0" wp14:anchorId="6F49774A" wp14:editId="7308C7C1">
+            <wp:extent cx="5274310" cy="3710940"/>
+            <wp:effectExtent l="0" t="0" r="2540" b="3810"/>
+            <wp:docPr id="18" name="图片 18"/>
+            <wp:cNvGraphicFramePr>
+              <a:graphicFrameLocks xmlns:a="http://schemas.openxmlformats.org/drawingml/2006/main" noChangeAspect="1"/>
+            </wp:cNvGraphicFramePr>
+            <a:graphic xmlns:a="http://schemas.openxmlformats.org/drawingml/2006/main">
+              <a:graphicData uri="http://schemas.openxmlformats.org/drawingml/2006/picture">
+                <pic:pic xmlns:pic="http://schemas.openxmlformats.org/drawingml/2006/picture">
+                  <pic:nvPicPr>
+                    <pic:cNvPr id="1" name=""/>
+                    <pic:cNvPicPr/>
+                  </pic:nvPicPr>
+                  <pic:blipFill>
+                    <a:blip r:embed="rId12"/>
+                    <a:stretch>
+                      <a:fillRect/>
+                    </a:stretch>
+                  </pic:blipFill>
+                  <pic:spPr>
+                    <a:xfrm>
+                      <a:off x="0" y="0"/>
+                      <a:ext cx="5274310" cy="3710940"/>
+                    </a:xfrm>
+                    <a:prstGeom prst="rect">
+                      <a:avLst/>
+                    </a:prstGeom>
+                  </pic:spPr>
+                </pic:pic>
+              </a:graphicData>
+            </a:graphic>
+          </wp:inline>
+        </w:drawing>
+      </w:r>
+    </w:p>
+    <w:p>
+      <w:r>
+        <w:rPr>
+          <w:noProof/>
+        </w:rPr>
+        <w:lastRenderedPageBreak/>
+        <w:drawing>
+          <wp:inline distT="0" distB="0" distL="0" distR="0" wp14:anchorId="63DCC77B" wp14:editId="56874FBE">
+            <wp:extent cx="5274310" cy="4243705"/>
+            <wp:effectExtent l="0" t="0" r="2540" b="4445"/>
+            <wp:docPr id="19" name="图片 19"/>
+            <wp:cNvGraphicFramePr>
+              <a:graphicFrameLocks xmlns:a="http://schemas.openxmlformats.org/drawingml/2006/main" noChangeAspect="1"/>
+            </wp:cNvGraphicFramePr>
+            <a:graphic xmlns:a="http://schemas.openxmlformats.org/drawingml/2006/main">
+              <a:graphicData uri="http://schemas.openxmlformats.org/drawingml/2006/picture">
+                <pic:pic xmlns:pic="http://schemas.openxmlformats.org/drawingml/2006/picture">
+                  <pic:nvPicPr>
+                    <pic:cNvPr id="1" name=""/>
+                    <pic:cNvPicPr/>
+                  </pic:nvPicPr>
+                  <pic:blipFill>
+                    <a:blip r:embed="rId13"/>
+                    <a:stretch>
+                      <a:fillRect/>
+                    </a:stretch>
+                  </pic:blipFill>
+                  <pic:spPr>
+                    <a:xfrm>
+                      <a:off x="0" y="0"/>
+                      <a:ext cx="5274310" cy="4243705"/>
+                    </a:xfrm>
+                    <a:prstGeom prst="rect">
+                      <a:avLst/>
+                    </a:prstGeom>
+                  </pic:spPr>
+                </pic:pic>
+              </a:graphicData>
+            </a:graphic>
+          </wp:inline>
+        </w:drawing>
+      </w:r>
+    </w:p>
+    <w:p>
+      <w:r>
+        <w:rPr>
+          <w:noProof/>
+        </w:rPr>
+        <w:drawing>
+          <wp:inline distT="0" distB="0" distL="0" distR="0" wp14:anchorId="089B029A" wp14:editId="32926FD2">
+            <wp:extent cx="5274310" cy="3930650"/>
+            <wp:effectExtent l="0" t="0" r="2540" b="0"/>
+            <wp:docPr id="20" name="图片 20"/>
+            <wp:cNvGraphicFramePr>
+              <a:graphicFrameLocks xmlns:a="http://schemas.openxmlformats.org/drawingml/2006/main" noChangeAspect="1"/>
+            </wp:cNvGraphicFramePr>
+            <a:graphic xmlns:a="http://schemas.openxmlformats.org/drawingml/2006/main">
+              <a:graphicData uri="http://schemas.openxmlformats.org/drawingml/2006/picture">
+                <pic:pic xmlns:pic="http://schemas.openxmlformats.org/drawingml/2006/picture">
+                  <pic:nvPicPr>
+                    <pic:cNvPr id="1" name=""/>
+                    <pic:cNvPicPr/>
+                  </pic:nvPicPr>
+                  <pic:blipFill>
+                    <a:blip r:embed="rId14"/>
+                    <a:stretch>
+                      <a:fillRect/>
+                    </a:stretch>
+                  </pic:blipFill>
+                  <pic:spPr>
+                    <a:xfrm>
+                      <a:off x="0" y="0"/>
+                      <a:ext cx="5274310" cy="3930650"/>
+                    </a:xfrm>
+                    <a:prstGeom prst="rect">
+                      <a:avLst/>
+                    </a:prstGeom>
+                  </pic:spPr>
+                </pic:pic>
+              </a:graphicData>
+            </a:graphic>
+          </wp:inline>
+        </w:drawing>
+      </w:r>
+    </w:p>
+    <w:p>
+      <w:r>
+        <w:rPr>
+          <w:noProof/>
+        </w:rPr>
+        <w:lastRenderedPageBreak/>
+        <w:drawing>
+          <wp:inline distT="0" distB="0" distL="0" distR="0" wp14:anchorId="2CECAC28" wp14:editId="6F8313CB">
+            <wp:extent cx="5274310" cy="4535170"/>
+            <wp:effectExtent l="0" t="0" r="2540" b="0"/>
+            <wp:docPr id="21" name="图片 21"/>
+            <wp:cNvGraphicFramePr>
+              <a:graphicFrameLocks xmlns:a="http://schemas.openxmlformats.org/drawingml/2006/main" noChangeAspect="1"/>
+            </wp:cNvGraphicFramePr>
+            <a:graphic xmlns:a="http://schemas.openxmlformats.org/drawingml/2006/main">
+              <a:graphicData uri="http://schemas.openxmlformats.org/drawingml/2006/picture">
+                <pic:pic xmlns:pic="http://schemas.openxmlformats.org/drawingml/2006/picture">
+                  <pic:nvPicPr>
+                    <pic:cNvPr id="1" name=""/>
+                    <pic:cNvPicPr/>
+                  </pic:nvPicPr>
+                  <pic:blipFill>
+                    <a:blip r:embed="rId15"/>
+                    <a:stretch>
+                      <a:fillRect/>
+                    </a:stretch>
+                  </pic:blipFill>
+                  <pic:spPr>
+                    <a:xfrm>
+                      <a:off x="0" y="0"/>
+                      <a:ext cx="5274310" cy="4535170"/>
+                    </a:xfrm>
+                    <a:prstGeom prst="rect">
+                      <a:avLst/>
+                    </a:prstGeom>
+                  </pic:spPr>
+                </pic:pic>
+              </a:graphicData>
+            </a:graphic>
+          </wp:inline>
+        </w:drawing>
+      </w:r>
+    </w:p>
+    <w:p>
+      <w:r>
+        <w:rPr>
+          <w:noProof/>
+        </w:rPr>
+        <w:drawing>
+          <wp:inline distT="0" distB="0" distL="0" distR="0" wp14:anchorId="65F69482" wp14:editId="3969A312">
+            <wp:extent cx="5274310" cy="1449705"/>
+            <wp:effectExtent l="0" t="0" r="2540" b="0"/>
+            <wp:docPr id="22" name="图片 22"/>
+            <wp:cNvGraphicFramePr>
+              <a:graphicFrameLocks xmlns:a="http://schemas.openxmlformats.org/drawingml/2006/main" noChangeAspect="1"/>
+            </wp:cNvGraphicFramePr>
+            <a:graphic xmlns:a="http://schemas.openxmlformats.org/drawingml/2006/main">
+              <a:graphicData uri="http://schemas.openxmlformats.org/drawingml/2006/picture">
+                <pic:pic xmlns:pic="http://schemas.openxmlformats.org/drawingml/2006/picture">
+                  <pic:nvPicPr>
+                    <pic:cNvPr id="1" name=""/>
+                    <pic:cNvPicPr/>
+                  </pic:nvPicPr>
+                  <pic:blipFill>
+                    <a:blip r:embed="rId16"/>
+                    <a:stretch>
+                      <a:fillRect/>
+                    </a:stretch>
+                  </pic:blipFill>
+                  <pic:spPr>
+                    <a:xfrm>
+                      <a:off x="0" y="0"/>
+                      <a:ext cx="5274310" cy="1449705"/>
+                    </a:xfrm>
+                    <a:prstGeom prst="rect">
+                      <a:avLst/>
+                    </a:prstGeom>
+                  </pic:spPr>
+                </pic:pic>
+              </a:graphicData>
+            </a:graphic>
+          </wp:inline>
+        </w:drawing>
+      </w:r>
+    </w:p>
+    <w:p>
+      <w:r>
+        <w:rPr>
+          <w:noProof/>
+        </w:rPr>
+        <w:lastRenderedPageBreak/>
+        <w:drawing>
+          <wp:inline distT="0" distB="0" distL="0" distR="0" wp14:anchorId="59ED69A8" wp14:editId="084B8AF1">
+            <wp:extent cx="5274310" cy="2942590"/>
+            <wp:effectExtent l="0" t="0" r="2540" b="0"/>
+            <wp:docPr id="23" name="图片 23"/>
+            <wp:cNvGraphicFramePr>
+              <a:graphicFrameLocks xmlns:a="http://schemas.openxmlformats.org/drawingml/2006/main" noChangeAspect="1"/>
+            </wp:cNvGraphicFramePr>
+            <a:graphic xmlns:a="http://schemas.openxmlformats.org/drawingml/2006/main">
+              <a:graphicData uri="http://schemas.openxmlformats.org/drawingml/2006/picture">
+                <pic:pic xmlns:pic="http://schemas.openxmlformats.org/drawingml/2006/picture">
+                  <pic:nvPicPr>
+                    <pic:cNvPr id="1" name=""/>
+                    <pic:cNvPicPr/>
+                  </pic:nvPicPr>
+                  <pic:blipFill>
+                    <a:blip r:embed="rId17"/>
+                    <a:stretch>
+                      <a:fillRect/>
+                    </a:stretch>
+                  </pic:blipFill>
+                  <pic:spPr>
+                    <a:xfrm>
+                      <a:off x="0" y="0"/>
+                      <a:ext cx="5274310" cy="2942590"/>
+                    </a:xfrm>
+                    <a:prstGeom prst="rect">
+                      <a:avLst/>
+                    </a:prstGeom>
+                  </pic:spPr>
+                </pic:pic>
+              </a:graphicData>
+            </a:graphic>
+          </wp:inline>
+        </w:drawing>
+      </w:r>
+    </w:p>
+    <w:p>
+      <w:r>
+        <w:rPr>
+          <w:noProof/>
+        </w:rPr>
+        <w:drawing>
+          <wp:inline distT="0" distB="0" distL="0" distR="0" wp14:anchorId="53A06F91" wp14:editId="0B8A4E95">
+            <wp:extent cx="5274310" cy="2651125"/>
+            <wp:effectExtent l="0" t="0" r="2540" b="0"/>
+            <wp:docPr id="24" name="图片 24"/>
+            <wp:cNvGraphicFramePr>
+              <a:graphicFrameLocks xmlns:a="http://schemas.openxmlformats.org/drawingml/2006/main" noChangeAspect="1"/>
+            </wp:cNvGraphicFramePr>
+            <a:graphic xmlns:a="http://schemas.openxmlformats.org/drawingml/2006/main">
+              <a:graphicData uri="http://schemas.openxmlformats.org/drawingml/2006/picture">
+                <pic:pic xmlns:pic="http://schemas.openxmlformats.org/drawingml/2006/picture">
+                  <pic:nvPicPr>
+                    <pic:cNvPr id="1" name=""/>
+                    <pic:cNvPicPr/>
+                  </pic:nvPicPr>
+                  <pic:blipFill>
+                    <a:blip r:embed="rId18"/>
+                    <a:stretch>
+                      <a:fillRect/>
+                    </a:stretch>
+                  </pic:blipFill>
+                  <pic:spPr>
+                    <a:xfrm>
+                      <a:off x="0" y="0"/>
+                      <a:ext cx="5274310" cy="2651125"/>
+                    </a:xfrm>
+                    <a:prstGeom prst="rect">
+                      <a:avLst/>
+                    </a:prstGeom>
+                  </pic:spPr>
+                </pic:pic>
+              </a:graphicData>
+            </a:graphic>
+          </wp:inline>
+        </w:drawing>
+      </w:r>
+    </w:p>
+    <w:p>
+      <w:r>
+        <w:rPr>
+          <w:noProof/>
+        </w:rPr>
+        <w:drawing>
+          <wp:inline distT="0" distB="0" distL="0" distR="0" wp14:anchorId="419DD15B" wp14:editId="117C666C">
+            <wp:extent cx="5274310" cy="2757805"/>
+            <wp:effectExtent l="0" t="0" r="2540" b="4445"/>
+            <wp:docPr id="25" name="图片 25"/>
+            <wp:cNvGraphicFramePr>
+              <a:graphicFrameLocks xmlns:a="http://schemas.openxmlformats.org/drawingml/2006/main" noChangeAspect="1"/>
+            </wp:cNvGraphicFramePr>
+            <a:graphic xmlns:a="http://schemas.openxmlformats.org/drawingml/2006/main">
+              <a:graphicData uri="http://schemas.openxmlformats.org/drawingml/2006/picture">
+                <pic:pic xmlns:pic="http://schemas.openxmlformats.org/drawingml/2006/picture">
+                  <pic:nvPicPr>
+                    <pic:cNvPr id="1" name=""/>
+                    <pic:cNvPicPr/>
+                  </pic:nvPicPr>
+                  <pic:blipFill>
+                    <a:blip r:embed="rId19"/>
+                    <a:stretch>
+                      <a:fillRect/>
+                    </a:stretch>
+                  </pic:blipFill>
+                  <pic:spPr>
+                    <a:xfrm>
+                      <a:off x="0" y="0"/>
+                      <a:ext cx="5274310" cy="2757805"/>
+                    </a:xfrm>
+                    <a:prstGeom prst="rect">
+                      <a:avLst/>
+                    </a:prstGeom>
+                  </pic:spPr>
+                </pic:pic>
+              </a:graphicData>
+            </a:graphic>
+          </wp:inline>
+        </w:drawing>
+      </w:r>
+    </w:p>
+    <w:p>
+      <w:r>
+        <w:rPr>
+          <w:noProof/>
+        </w:rPr>
+        <w:lastRenderedPageBreak/>
+        <w:drawing>
+          <wp:inline distT="0" distB="0" distL="0" distR="0" wp14:anchorId="3A4AD7F7" wp14:editId="743220B7">
+            <wp:extent cx="5274310" cy="3340735"/>
+            <wp:effectExtent l="0" t="0" r="2540" b="0"/>
+            <wp:docPr id="26" name="图片 26"/>
+            <wp:cNvGraphicFramePr>
+              <a:graphicFrameLocks xmlns:a="http://schemas.openxmlformats.org/drawingml/2006/main" noChangeAspect="1"/>
+            </wp:cNvGraphicFramePr>
+            <a:graphic xmlns:a="http://schemas.openxmlformats.org/drawingml/2006/main">
+              <a:graphicData uri="http://schemas.openxmlformats.org/drawingml/2006/picture">
+                <pic:pic xmlns:pic="http://schemas.openxmlformats.org/drawingml/2006/picture">
+                  <pic:nvPicPr>
+                    <pic:cNvPr id="1" name=""/>
+                    <pic:cNvPicPr/>
+                  </pic:nvPicPr>
+                  <pic:blipFill>
+                    <a:blip r:embed="rId20"/>
+                    <a:stretch>
+                      <a:fillRect/>
+                    </a:stretch>
+                  </pic:blipFill>
+                  <pic:spPr>
+                    <a:xfrm>
+                      <a:off x="0" y="0"/>
+                      <a:ext cx="5274310" cy="3340735"/>
+                    </a:xfrm>
+                    <a:prstGeom prst="rect">
+                      <a:avLst/>
+                    </a:prstGeom>
+                  </pic:spPr>
+                </pic:pic>
+              </a:graphicData>
+            </a:graphic>
+          </wp:inline>
+        </w:drawing>
+      </w:r>
+    </w:p>
+    <w:p>
+      <w:r>
+        <w:rPr>
+          <w:noProof/>
+        </w:rPr>
+        <w:drawing>
+          <wp:inline distT="0" distB="0" distL="0" distR="0" wp14:anchorId="5A33728A" wp14:editId="38B1A0B0">
+            <wp:extent cx="5274310" cy="4086860"/>
+            <wp:effectExtent l="0" t="0" r="2540" b="8890"/>
+            <wp:docPr id="27" name="图片 27"/>
+            <wp:cNvGraphicFramePr>
+              <a:graphicFrameLocks xmlns:a="http://schemas.openxmlformats.org/drawingml/2006/main" noChangeAspect="1"/>
+            </wp:cNvGraphicFramePr>
+            <a:graphic xmlns:a="http://schemas.openxmlformats.org/drawingml/2006/main">
+              <a:graphicData uri="http://schemas.openxmlformats.org/drawingml/2006/picture">
+                <pic:pic xmlns:pic="http://schemas.openxmlformats.org/drawingml/2006/picture">
+                  <pic:nvPicPr>
+                    <pic:cNvPr id="1" name=""/>
+                    <pic:cNvPicPr/>
+                  </pic:nvPicPr>
+                  <pic:blipFill>
+                    <a:blip r:embed="rId21"/>
+                    <a:stretch>
+                      <a:fillRect/>
+                    </a:stretch>
+                  </pic:blipFill>
+                  <pic:spPr>
+                    <a:xfrm>
+                      <a:off x="0" y="0"/>
+                      <a:ext cx="5274310" cy="4086860"/>
+                    </a:xfrm>
+                    <a:prstGeom prst="rect">
+                      <a:avLst/>
+                    </a:prstGeom>
+                  </pic:spPr>
+                </pic:pic>
+              </a:graphicData>
+            </a:graphic>
+          </wp:inline>
+        </w:drawing>
+      </w:r>
+    </w:p>
+    <w:p>
+      <w:r>
+        <w:rPr>
+          <w:noProof/>
+        </w:rPr>
+        <w:lastRenderedPageBreak/>
+        <w:drawing>
+          <wp:inline distT="0" distB="0" distL="0" distR="0" wp14:anchorId="16C2C247" wp14:editId="085BE281">
+            <wp:extent cx="5274310" cy="2864485"/>
+            <wp:effectExtent l="0" t="0" r="2540" b="0"/>
+            <wp:docPr id="28" name="图片 28"/>
+            <wp:cNvGraphicFramePr>
+              <a:graphicFrameLocks xmlns:a="http://schemas.openxmlformats.org/drawingml/2006/main" noChangeAspect="1"/>
+            </wp:cNvGraphicFramePr>
+            <a:graphic xmlns:a="http://schemas.openxmlformats.org/drawingml/2006/main">
+              <a:graphicData uri="http://schemas.openxmlformats.org/drawingml/2006/picture">
+                <pic:pic xmlns:pic="http://schemas.openxmlformats.org/drawingml/2006/picture">
+                  <pic:nvPicPr>
+                    <pic:cNvPr id="1" name=""/>
+                    <pic:cNvPicPr/>
+                  </pic:nvPicPr>
+                  <pic:blipFill>
+                    <a:blip r:embed="rId22"/>
+                    <a:stretch>
+                      <a:fillRect/>
+                    </a:stretch>
+                  </pic:blipFill>
+                  <pic:spPr>
+                    <a:xfrm>
+                      <a:off x="0" y="0"/>
+                      <a:ext cx="5274310" cy="2864485"/>
+                    </a:xfrm>
+                    <a:prstGeom prst="rect">
+                      <a:avLst/>
+                    </a:prstGeom>
+                  </pic:spPr>
+                </pic:pic>
+              </a:graphicData>
+            </a:graphic>
+          </wp:inline>
+        </w:drawing>
+      </w:r>
+    </w:p>
+    <w:p>
+      <w:r>
+        <w:rPr>
+          <w:noProof/>
+        </w:rPr>
+        <w:drawing>
+          <wp:inline distT="0" distB="0" distL="0" distR="0" wp14:anchorId="77B52884" wp14:editId="638716EA">
+            <wp:extent cx="5274310" cy="2623185"/>
+            <wp:effectExtent l="0" t="0" r="2540" b="5715"/>
+            <wp:docPr id="29" name="图片 29"/>
+            <wp:cNvGraphicFramePr>
+              <a:graphicFrameLocks xmlns:a="http://schemas.openxmlformats.org/drawingml/2006/main" noChangeAspect="1"/>
+            </wp:cNvGraphicFramePr>
+            <a:graphic xmlns:a="http://schemas.openxmlformats.org/drawingml/2006/main">
+              <a:graphicData uri="http://schemas.openxmlformats.org/drawingml/2006/picture">
+                <pic:pic xmlns:pic="http://schemas.openxmlformats.org/drawingml/2006/picture">
+                  <pic:nvPicPr>
+                    <pic:cNvPr id="1" name=""/>
+                    <pic:cNvPicPr/>
+                  </pic:nvPicPr>
+                  <pic:blipFill>
+                    <a:blip r:embed="rId23"/>
+                    <a:stretch>
+                      <a:fillRect/>
+                    </a:stretch>
+                  </pic:blipFill>
+                  <pic:spPr>
+                    <a:xfrm>
+                      <a:off x="0" y="0"/>
+                      <a:ext cx="5274310" cy="2623185"/>
+                    </a:xfrm>
+                    <a:prstGeom prst="rect">
+                      <a:avLst/>
+                    </a:prstGeom>
+                  </pic:spPr>
+                </pic:pic>
+              </a:graphicData>
+            </a:graphic>
+          </wp:inline>
+        </w:drawing>
+      </w:r>
+    </w:p>
+    <w:p>
+      <w:r>
+        <w:rPr>
+          <w:noProof/>
+        </w:rPr>
+        <w:lastRenderedPageBreak/>
+        <w:drawing>
+          <wp:inline distT="0" distB="0" distL="0" distR="0" wp14:anchorId="54201597" wp14:editId="21725B7F">
+            <wp:extent cx="5274310" cy="3063875"/>
+            <wp:effectExtent l="0" t="0" r="2540" b="3175"/>
+            <wp:docPr id="30" name="图片 30"/>
+            <wp:cNvGraphicFramePr>
+              <a:graphicFrameLocks xmlns:a="http://schemas.openxmlformats.org/drawingml/2006/main" noChangeAspect="1"/>
+            </wp:cNvGraphicFramePr>
+            <a:graphic xmlns:a="http://schemas.openxmlformats.org/drawingml/2006/main">
+              <a:graphicData uri="http://schemas.openxmlformats.org/drawingml/2006/picture">
+                <pic:pic xmlns:pic="http://schemas.openxmlformats.org/drawingml/2006/picture">
+                  <pic:nvPicPr>
+                    <pic:cNvPr id="1" name=""/>
+                    <pic:cNvPicPr/>
+                  </pic:nvPicPr>
+                  <pic:blipFill>
+                    <a:blip r:embed="rId24"/>
+                    <a:stretch>
+                      <a:fillRect/>
+                    </a:stretch>
+                  </pic:blipFill>
+                  <pic:spPr>
+                    <a:xfrm>
+                      <a:off x="0" y="0"/>
+                      <a:ext cx="5274310" cy="3063875"/>
+                    </a:xfrm>
+                    <a:prstGeom prst="rect">
+                      <a:avLst/>
+                    </a:prstGeom>
+                  </pic:spPr>
+                </pic:pic>
+              </a:graphicData>
+            </a:graphic>
+          </wp:inline>
+        </w:drawing>
+      </w:r>
+    </w:p>
+    <w:p>
+      <w:r>
+        <w:rPr>
+          <w:noProof/>
+        </w:rPr>
+        <w:drawing>
+          <wp:inline distT="0" distB="0" distL="0" distR="0" wp14:anchorId="75B77112" wp14:editId="3F9C2BCC">
+            <wp:extent cx="5274310" cy="2850515"/>
+            <wp:effectExtent l="0" t="0" r="2540" b="6985"/>
+            <wp:docPr id="31" name="图片 31"/>
+            <wp:cNvGraphicFramePr>
+              <a:graphicFrameLocks xmlns:a="http://schemas.openxmlformats.org/drawingml/2006/main" noChangeAspect="1"/>
+            </wp:cNvGraphicFramePr>
+            <a:graphic xmlns:a="http://schemas.openxmlformats.org/drawingml/2006/main">
+              <a:graphicData uri="http://schemas.openxmlformats.org/drawingml/2006/picture">
+                <pic:pic xmlns:pic="http://schemas.openxmlformats.org/drawingml/2006/picture">
+                  <pic:nvPicPr>
+                    <pic:cNvPr id="1" name=""/>
+                    <pic:cNvPicPr/>
+                  </pic:nvPicPr>
+                  <pic:blipFill>
+                    <a:blip r:embed="rId25"/>
+                    <a:stretch>
+                      <a:fillRect/>
+                    </a:stretch>
+                  </pic:blipFill>
+                  <pic:spPr>
+                    <a:xfrm>
+                      <a:off x="0" y="0"/>
+                      <a:ext cx="5274310" cy="2850515"/>
+                    </a:xfrm>
+                    <a:prstGeom prst="rect">
+                      <a:avLst/>
+                    </a:prstGeom>
+                  </pic:spPr>
+                </pic:pic>
+              </a:graphicData>
+            </a:graphic>
+          </wp:inline>
+        </w:drawing>
+      </w:r>
+    </w:p>
+    <w:p>
+      <w:r>
+        <w:rPr>
+          <w:noProof/>
+        </w:rPr>
+        <w:lastRenderedPageBreak/>
+        <w:drawing>
+          <wp:inline distT="0" distB="0" distL="0" distR="0" wp14:anchorId="342FE044" wp14:editId="6C4260F5">
+            <wp:extent cx="5274310" cy="2886075"/>
+            <wp:effectExtent l="0" t="0" r="2540" b="9525"/>
+            <wp:docPr id="32" name="图片 32"/>
+            <wp:cNvGraphicFramePr>
+              <a:graphicFrameLocks xmlns:a="http://schemas.openxmlformats.org/drawingml/2006/main" noChangeAspect="1"/>
+            </wp:cNvGraphicFramePr>
+            <a:graphic xmlns:a="http://schemas.openxmlformats.org/drawingml/2006/main">
+              <a:graphicData uri="http://schemas.openxmlformats.org/drawingml/2006/picture">
+                <pic:pic xmlns:pic="http://schemas.openxmlformats.org/drawingml/2006/picture">
+                  <pic:nvPicPr>
+                    <pic:cNvPr id="1" name=""/>
+                    <pic:cNvPicPr/>
+                  </pic:nvPicPr>
+                  <pic:blipFill>
+                    <a:blip r:embed="rId26"/>
+                    <a:stretch>
+                      <a:fillRect/>
+                    </a:stretch>
+                  </pic:blipFill>
+                  <pic:spPr>
+                    <a:xfrm>
+                      <a:off x="0" y="0"/>
+                      <a:ext cx="5274310" cy="2886075"/>
+                    </a:xfrm>
+                    <a:prstGeom prst="rect">
+                      <a:avLst/>
+                    </a:prstGeom>
+                  </pic:spPr>
+                </pic:pic>
+              </a:graphicData>
+            </a:graphic>
+          </wp:inline>
+        </w:drawing>
+      </w:r>
+    </w:p>
+    <w:p/>
+    <w:p>
+      <w:pPr>
+        <w:pStyle w:val="1"/>
+      </w:pPr>
+      <w:r>
+        <w:rPr>
+          <w:rFonts w:hint="eastAsia"/>
+        </w:rPr>
+        <w:t>javascript</w:t>
+      </w:r>
+    </w:p>
+    <w:p>
+      <w:pPr>
+        <w:pStyle w:val="2"/>
+      </w:pPr>
+      <w:r>
+        <w:rPr>
+          <w:rFonts w:hint="eastAsia"/>
+        </w:rPr>
+        <w:t>数据类型</w:t>
+      </w:r>
+    </w:p>
+    <w:p>
+      <w:r>
+        <w:rPr>
+          <w:noProof/>
+        </w:rPr>
+        <w:drawing>
+          <wp:inline distT="0" distB="0" distL="0" distR="0" wp14:anchorId="100B069C" wp14:editId="4AEDFE82">
+            <wp:extent cx="5274310" cy="4115435"/>
+            <wp:effectExtent l="0" t="0" r="2540" b="0"/>
+            <wp:docPr id="7" name="图片 7"/>
+            <wp:cNvGraphicFramePr>
+              <a:graphicFrameLocks xmlns:a="http://schemas.openxmlformats.org/drawingml/2006/main" noChangeAspect="1"/>
+            </wp:cNvGraphicFramePr>
+            <a:graphic xmlns:a="http://schemas.openxmlformats.org/drawingml/2006/main">
+              <a:graphicData uri="http://schemas.openxmlformats.org/drawingml/2006/picture">
+                <pic:pic xmlns:pic="http://schemas.openxmlformats.org/drawingml/2006/picture">
+                  <pic:nvPicPr>
+                    <pic:cNvPr id="1" name=""/>
+                    <pic:cNvPicPr/>
+                  </pic:nvPicPr>
+                  <pic:blipFill>
+                    <a:blip r:embed="rId27"/>
+                    <a:stretch>
+                      <a:fillRect/>
+                    </a:stretch>
+                  </pic:blipFill>
+                  <pic:spPr>
+                    <a:xfrm>
+                      <a:off x="0" y="0"/>
+                      <a:ext cx="5274310" cy="4115435"/>
+                    </a:xfrm>
+                    <a:prstGeom prst="rect">
+                      <a:avLst/>
+                    </a:prstGeom>
+                  </pic:spPr>
+                </pic:pic>
+              </a:graphicData>
+            </a:graphic>
+          </wp:inline>
+        </w:drawing>
+      </w:r>
+    </w:p>
+    <w:p>
+      <w:r>
+        <w:rPr>
+          <w:noProof/>
+        </w:rPr>
+        <w:lastRenderedPageBreak/>
+        <w:drawing>
+          <wp:inline distT="0" distB="0" distL="0" distR="0" wp14:anchorId="1112703A" wp14:editId="54C211BA">
+            <wp:extent cx="5274310" cy="3440430"/>
+            <wp:effectExtent l="0" t="0" r="2540" b="7620"/>
+            <wp:docPr id="14" name="图片 14"/>
+            <wp:cNvGraphicFramePr>
+              <a:graphicFrameLocks xmlns:a="http://schemas.openxmlformats.org/drawingml/2006/main" noChangeAspect="1"/>
+            </wp:cNvGraphicFramePr>
+            <a:graphic xmlns:a="http://schemas.openxmlformats.org/drawingml/2006/main">
+              <a:graphicData uri="http://schemas.openxmlformats.org/drawingml/2006/picture">
+                <pic:pic xmlns:pic="http://schemas.openxmlformats.org/drawingml/2006/picture">
+                  <pic:nvPicPr>
+                    <pic:cNvPr id="1" name=""/>
+                    <pic:cNvPicPr/>
+                  </pic:nvPicPr>
+                  <pic:blipFill>
+                    <a:blip r:embed="rId28"/>
+                    <a:stretch>
+                      <a:fillRect/>
+                    </a:stretch>
+                  </pic:blipFill>
+                  <pic:spPr>
+                    <a:xfrm>
+                      <a:off x="0" y="0"/>
+                      <a:ext cx="5274310" cy="3440430"/>
+                    </a:xfrm>
+                    <a:prstGeom prst="rect">
+                      <a:avLst/>
+                    </a:prstGeom>
+                  </pic:spPr>
+                </pic:pic>
+              </a:graphicData>
+            </a:graphic>
+          </wp:inline>
+        </w:drawing>
+      </w:r>
+    </w:p>
+    <w:p>
+      <w:pPr>
+        <w:rPr>
+          <w:rFonts w:hint="eastAsia"/>
+        </w:rPr>
+      </w:pPr>
+      <w:r>
+        <w:rPr>
+          <w:noProof/>
+        </w:rPr>
+        <w:drawing>
+          <wp:inline distT="0" distB="0" distL="0" distR="0" wp14:anchorId="38A20A1F" wp14:editId="5882BBA2">
+            <wp:extent cx="5274310" cy="3255645"/>
+            <wp:effectExtent l="0" t="0" r="2540" b="1905"/>
+            <wp:docPr id="33" name="图片 33"/>
+            <wp:cNvGraphicFramePr>
+              <a:graphicFrameLocks xmlns:a="http://schemas.openxmlformats.org/drawingml/2006/main" noChangeAspect="1"/>
+            </wp:cNvGraphicFramePr>
+            <a:graphic xmlns:a="http://schemas.openxmlformats.org/drawingml/2006/main">
+              <a:graphicData uri="http://schemas.openxmlformats.org/drawingml/2006/picture">
+                <pic:pic xmlns:pic="http://schemas.openxmlformats.org/drawingml/2006/picture">
+                  <pic:nvPicPr>
+                    <pic:cNvPr id="1" name=""/>
+                    <pic:cNvPicPr/>
+                  </pic:nvPicPr>
+                  <pic:blipFill>
+                    <a:blip r:embed="rId29"/>
+                    <a:stretch>
+                      <a:fillRect/>
+                    </a:stretch>
+                  </pic:blipFill>
+                  <pic:spPr>
+                    <a:xfrm>
+                      <a:off x="0" y="0"/>
+                      <a:ext cx="5274310" cy="3255645"/>
+                    </a:xfrm>
+                    <a:prstGeom prst="rect">
+                      <a:avLst/>
+                    </a:prstGeom>
+                  </pic:spPr>
+                </pic:pic>
+              </a:graphicData>
+            </a:graphic>
+          </wp:inline>
+        </w:drawing>
+      </w:r>
+    </w:p>
+    <w:p>
+      <w:pPr>
+        <w:rPr>
+          <w:rFonts w:hint="eastAsia"/>
+        </w:rPr>
+      </w:pPr>
+      <w:r>
+        <w:rPr>
+          <w:noProof/>
+        </w:rPr>
+        <w:lastRenderedPageBreak/>
+        <w:drawing>
+          <wp:inline distT="0" distB="0" distL="0" distR="0" wp14:anchorId="1549AD9F" wp14:editId="6093C4CA">
+            <wp:extent cx="5274310" cy="4059555"/>
+            <wp:effectExtent l="0" t="0" r="2540" b="0"/>
+            <wp:docPr id="34" name="图片 34"/>
+            <wp:cNvGraphicFramePr>
+              <a:graphicFrameLocks xmlns:a="http://schemas.openxmlformats.org/drawingml/2006/main" noChangeAspect="1"/>
+            </wp:cNvGraphicFramePr>
+            <a:graphic xmlns:a="http://schemas.openxmlformats.org/drawingml/2006/main">
+              <a:graphicData uri="http://schemas.openxmlformats.org/drawingml/2006/picture">
+                <pic:pic xmlns:pic="http://schemas.openxmlformats.org/drawingml/2006/picture">
+                  <pic:nvPicPr>
+                    <pic:cNvPr id="1" name=""/>
+                    <pic:cNvPicPr/>
+                  </pic:nvPicPr>
+                  <pic:blipFill>
+                    <a:blip r:embed="rId30"/>
+                    <a:stretch>
+                      <a:fillRect/>
+                    </a:stretch>
+                  </pic:blipFill>
+                  <pic:spPr>
+                    <a:xfrm>
+                      <a:off x="0" y="0"/>
+                      <a:ext cx="5274310" cy="4059555"/>
+                    </a:xfrm>
+                    <a:prstGeom prst="rect">
+                      <a:avLst/>
+                    </a:prstGeom>
+                  </pic:spPr>
+                </pic:pic>
+              </a:graphicData>
+            </a:graphic>
+          </wp:inline>
+        </w:drawing>
+      </w:r>
+    </w:p>
+    <w:p>
+      <w:r>
+        <w:rPr>
+          <w:noProof/>
+        </w:rPr>
+        <w:lastRenderedPageBreak/>
+        <w:drawing>
+          <wp:inline distT="0" distB="0" distL="0" distR="0" wp14:anchorId="6F78E568" wp14:editId="1D07DD0F">
+            <wp:extent cx="5274310" cy="4904740"/>
+            <wp:effectExtent l="0" t="0" r="2540" b="0"/>
+            <wp:docPr id="35" name="图片 35"/>
+            <wp:cNvGraphicFramePr>
+              <a:graphicFrameLocks xmlns:a="http://schemas.openxmlformats.org/drawingml/2006/main" noChangeAspect="1"/>
+            </wp:cNvGraphicFramePr>
+            <a:graphic xmlns:a="http://schemas.openxmlformats.org/drawingml/2006/main">
+              <a:graphicData uri="http://schemas.openxmlformats.org/drawingml/2006/picture">
+                <pic:pic xmlns:pic="http://schemas.openxmlformats.org/drawingml/2006/picture">
+                  <pic:nvPicPr>
+                    <pic:cNvPr id="1" name=""/>
+                    <pic:cNvPicPr/>
+                  </pic:nvPicPr>
+                  <pic:blipFill>
+                    <a:blip r:embed="rId31"/>
+                    <a:stretch>
+                      <a:fillRect/>
+                    </a:stretch>
+                  </pic:blipFill>
+                  <pic:spPr>
+                    <a:xfrm>
+                      <a:off x="0" y="0"/>
+                      <a:ext cx="5274310" cy="4904740"/>
+                    </a:xfrm>
+                    <a:prstGeom prst="rect">
+                      <a:avLst/>
+                    </a:prstGeom>
+                  </pic:spPr>
+                </pic:pic>
+              </a:graphicData>
+            </a:graphic>
+          </wp:inline>
+        </w:drawing>
+      </w:r>
+    </w:p>
+    <w:p>
+      <w:r>
+        <w:rPr>
+          <w:noProof/>
+        </w:rPr>
+        <w:lastRenderedPageBreak/>
+        <w:drawing>
+          <wp:inline distT="0" distB="0" distL="0" distR="0" wp14:anchorId="0878308B" wp14:editId="67991902">
+            <wp:extent cx="5274310" cy="4491990"/>
+            <wp:effectExtent l="0" t="0" r="2540" b="3810"/>
+            <wp:docPr id="36" name="图片 36"/>
+            <wp:cNvGraphicFramePr>
+              <a:graphicFrameLocks xmlns:a="http://schemas.openxmlformats.org/drawingml/2006/main" noChangeAspect="1"/>
+            </wp:cNvGraphicFramePr>
+            <a:graphic xmlns:a="http://schemas.openxmlformats.org/drawingml/2006/main">
+              <a:graphicData uri="http://schemas.openxmlformats.org/drawingml/2006/picture">
+                <pic:pic xmlns:pic="http://schemas.openxmlformats.org/drawingml/2006/picture">
+                  <pic:nvPicPr>
+                    <pic:cNvPr id="1" name=""/>
+                    <pic:cNvPicPr/>
+                  </pic:nvPicPr>
+                  <pic:blipFill>
+                    <a:blip r:embed="rId32"/>
+                    <a:stretch>
+                      <a:fillRect/>
+                    </a:stretch>
+                  </pic:blipFill>
+                  <pic:spPr>
+                    <a:xfrm>
+                      <a:off x="0" y="0"/>
+                      <a:ext cx="5274310" cy="4491990"/>
+                    </a:xfrm>
+                    <a:prstGeom prst="rect">
+                      <a:avLst/>
+                    </a:prstGeom>
+                  </pic:spPr>
+                </pic:pic>
+              </a:graphicData>
+            </a:graphic>
+          </wp:inline>
+        </w:drawing>
+      </w:r>
+    </w:p>
+    <w:p/>
+    <w:p>
+      <w:pPr>
+        <w:pStyle w:val="2"/>
+      </w:pPr>
+      <w:r>
+        <w:rPr>
+          <w:rFonts w:hint="eastAsia"/>
+        </w:rPr>
+        <w:lastRenderedPageBreak/>
+        <w:t>运算符</w:t>
+      </w:r>
+    </w:p>
+    <w:p>
+      <w:r>
+        <w:rPr>
+          <w:noProof/>
+        </w:rPr>
+        <w:drawing>
+          <wp:inline distT="0" distB="0" distL="0" distR="0" wp14:anchorId="3BAC4BA3" wp14:editId="1F2A91F8">
+            <wp:extent cx="5274310" cy="3589655"/>
+            <wp:effectExtent l="0" t="0" r="2540" b="0"/>
+            <wp:docPr id="37" name="图片 37"/>
+            <wp:cNvGraphicFramePr>
+              <a:graphicFrameLocks xmlns:a="http://schemas.openxmlformats.org/drawingml/2006/main" noChangeAspect="1"/>
+            </wp:cNvGraphicFramePr>
+            <a:graphic xmlns:a="http://schemas.openxmlformats.org/drawingml/2006/main">
+              <a:graphicData uri="http://schemas.openxmlformats.org/drawingml/2006/picture">
+                <pic:pic xmlns:pic="http://schemas.openxmlformats.org/drawingml/2006/picture">
+                  <pic:nvPicPr>
+                    <pic:cNvPr id="1" name=""/>
+                    <pic:cNvPicPr/>
+                  </pic:nvPicPr>
+                  <pic:blipFill>
+                    <a:blip r:embed="rId33"/>
+                    <a:stretch>
+                      <a:fillRect/>
+                    </a:stretch>
+                  </pic:blipFill>
+                  <pic:spPr>
+                    <a:xfrm>
+                      <a:off x="0" y="0"/>
+                      <a:ext cx="5274310" cy="3589655"/>
+                    </a:xfrm>
+                    <a:prstGeom prst="rect">
+                      <a:avLst/>
+                    </a:prstGeom>
+                  </pic:spPr>
+                </pic:pic>
+              </a:graphicData>
+            </a:graphic>
+          </wp:inline>
+        </w:drawing>
+      </w:r>
+    </w:p>
+    <w:p/>
+    <w:p>
+      <w:pPr>
+        <w:pStyle w:val="2"/>
+      </w:pPr>
+      <w:r>
+        <w:rPr>
+          <w:rFonts w:hint="eastAsia"/>
+        </w:rPr>
+        <w:t>函数</w:t>
+      </w:r>
+    </w:p>
+    <w:p>
+      <w:r>
+        <w:rPr>
+          <w:noProof/>
+        </w:rPr>
+        <w:drawing>
+          <wp:inline distT="0" distB="0" distL="0" distR="0" wp14:anchorId="5438E34D" wp14:editId="2C5273F8">
+            <wp:extent cx="5274310" cy="2843530"/>
+            <wp:effectExtent l="0" t="0" r="2540" b="0"/>
+            <wp:docPr id="41" name="图片 41"/>
+            <wp:cNvGraphicFramePr>
+              <a:graphicFrameLocks xmlns:a="http://schemas.openxmlformats.org/drawingml/2006/main" noChangeAspect="1"/>
+            </wp:cNvGraphicFramePr>
+            <a:graphic xmlns:a="http://schemas.openxmlformats.org/drawingml/2006/main">
+              <a:graphicData uri="http://schemas.openxmlformats.org/drawingml/2006/picture">
+                <pic:pic xmlns:pic="http://schemas.openxmlformats.org/drawingml/2006/picture">
+                  <pic:nvPicPr>
+                    <pic:cNvPr id="1" name=""/>
+                    <pic:cNvPicPr/>
+                  </pic:nvPicPr>
+                  <pic:blipFill>
+                    <a:blip r:embed="rId34"/>
+                    <a:stretch>
+                      <a:fillRect/>
+                    </a:stretch>
+                  </pic:blipFill>
+                  <pic:spPr>
+                    <a:xfrm>
+                      <a:off x="0" y="0"/>
+                      <a:ext cx="5274310" cy="2843530"/>
+                    </a:xfrm>
+                    <a:prstGeom prst="rect">
+                      <a:avLst/>
+                    </a:prstGeom>
+                  </pic:spPr>
+                </pic:pic>
+              </a:graphicData>
+            </a:graphic>
+          </wp:inline>
+        </w:drawing>
+      </w:r>
+    </w:p>
+    <w:p>
+      <w:pPr>
+        <w:rPr>
+          <w:rFonts w:hint="eastAsia"/>
+        </w:rPr>
+      </w:pPr>
+      <w:r>
+        <w:rPr>
+          <w:noProof/>
+        </w:rPr>
+        <w:lastRenderedPageBreak/>
+        <w:drawing>
+          <wp:inline distT="0" distB="0" distL="0" distR="0" wp14:anchorId="15151232" wp14:editId="33F9C524">
+            <wp:extent cx="5274310" cy="2459355"/>
+            <wp:effectExtent l="0" t="0" r="2540" b="0"/>
+            <wp:docPr id="42" name="图片 42"/>
+            <wp:cNvGraphicFramePr>
+              <a:graphicFrameLocks xmlns:a="http://schemas.openxmlformats.org/drawingml/2006/main" noChangeAspect="1"/>
+            </wp:cNvGraphicFramePr>
+            <a:graphic xmlns:a="http://schemas.openxmlformats.org/drawingml/2006/main">
+              <a:graphicData uri="http://schemas.openxmlformats.org/drawingml/2006/picture">
+                <pic:pic xmlns:pic="http://schemas.openxmlformats.org/drawingml/2006/picture">
+                  <pic:nvPicPr>
+                    <pic:cNvPr id="1" name=""/>
+                    <pic:cNvPicPr/>
+                  </pic:nvPicPr>
+                  <pic:blipFill>
+                    <a:blip r:embed="rId35"/>
+                    <a:stretch>
+                      <a:fillRect/>
+                    </a:stretch>
+                  </pic:blipFill>
+                  <pic:spPr>
+                    <a:xfrm>
+                      <a:off x="0" y="0"/>
+                      <a:ext cx="5274310" cy="2459355"/>
+                    </a:xfrm>
+                    <a:prstGeom prst="rect">
+                      <a:avLst/>
+                    </a:prstGeom>
+                  </pic:spPr>
+                </pic:pic>
+              </a:graphicData>
+            </a:graphic>
+          </wp:inline>
+        </w:drawing>
+      </w:r>
+    </w:p>
+    <w:p>
+      <w:r>
+        <w:rPr>
+          <w:noProof/>
+        </w:rPr>
+        <w:drawing>
+          <wp:inline distT="0" distB="0" distL="0" distR="0" wp14:anchorId="3115C53D" wp14:editId="53662F0B">
+            <wp:extent cx="5274310" cy="3760470"/>
+            <wp:effectExtent l="0" t="0" r="2540" b="0"/>
+            <wp:docPr id="43" name="图片 43"/>
+            <wp:cNvGraphicFramePr>
+              <a:graphicFrameLocks xmlns:a="http://schemas.openxmlformats.org/drawingml/2006/main" noChangeAspect="1"/>
+            </wp:cNvGraphicFramePr>
+            <a:graphic xmlns:a="http://schemas.openxmlformats.org/drawingml/2006/main">
+              <a:graphicData uri="http://schemas.openxmlformats.org/drawingml/2006/picture">
+                <pic:pic xmlns:pic="http://schemas.openxmlformats.org/drawingml/2006/picture">
+                  <pic:nvPicPr>
+                    <pic:cNvPr id="1" name=""/>
+                    <pic:cNvPicPr/>
+                  </pic:nvPicPr>
+                  <pic:blipFill>
+                    <a:blip r:embed="rId36"/>
+                    <a:stretch>
+                      <a:fillRect/>
+                    </a:stretch>
+                  </pic:blipFill>
+                  <pic:spPr>
+                    <a:xfrm>
+                      <a:off x="0" y="0"/>
+                      <a:ext cx="5274310" cy="3760470"/>
+                    </a:xfrm>
+                    <a:prstGeom prst="rect">
+                      <a:avLst/>
+                    </a:prstGeom>
+                  </pic:spPr>
+                </pic:pic>
+              </a:graphicData>
+            </a:graphic>
+          </wp:inline>
+        </w:drawing>
+      </w:r>
+    </w:p>
+    <w:p>
+      <w:r>
+        <w:rPr>
+          <w:noProof/>
+        </w:rPr>
+        <w:drawing>
+          <wp:inline distT="0" distB="0" distL="0" distR="0" wp14:anchorId="3F41D37A" wp14:editId="7DC2F56A">
+            <wp:extent cx="5274310" cy="1464310"/>
+            <wp:effectExtent l="0" t="0" r="2540" b="2540"/>
+            <wp:docPr id="44" name="图片 44"/>
+            <wp:cNvGraphicFramePr>
+              <a:graphicFrameLocks xmlns:a="http://schemas.openxmlformats.org/drawingml/2006/main" noChangeAspect="1"/>
+            </wp:cNvGraphicFramePr>
+            <a:graphic xmlns:a="http://schemas.openxmlformats.org/drawingml/2006/main">
+              <a:graphicData uri="http://schemas.openxmlformats.org/drawingml/2006/picture">
+                <pic:pic xmlns:pic="http://schemas.openxmlformats.org/drawingml/2006/picture">
+                  <pic:nvPicPr>
+                    <pic:cNvPr id="1" name=""/>
+                    <pic:cNvPicPr/>
+                  </pic:nvPicPr>
+                  <pic:blipFill>
+                    <a:blip r:embed="rId37"/>
+                    <a:stretch>
+                      <a:fillRect/>
+                    </a:stretch>
+                  </pic:blipFill>
+                  <pic:spPr>
+                    <a:xfrm>
+                      <a:off x="0" y="0"/>
+                      <a:ext cx="5274310" cy="1464310"/>
+                    </a:xfrm>
+                    <a:prstGeom prst="rect">
+                      <a:avLst/>
+                    </a:prstGeom>
+                  </pic:spPr>
+                </pic:pic>
+              </a:graphicData>
+            </a:graphic>
+          </wp:inline>
+        </w:drawing>
+      </w:r>
+    </w:p>
+    <w:p>
+      <w:r>
+        <w:rPr>
+          <w:noProof/>
+        </w:rPr>
+        <w:lastRenderedPageBreak/>
+        <w:drawing>
+          <wp:inline distT="0" distB="0" distL="0" distR="0" wp14:anchorId="79C98745" wp14:editId="40A89F6E">
+            <wp:extent cx="5274310" cy="2189480"/>
+            <wp:effectExtent l="0" t="0" r="2540" b="1270"/>
+            <wp:docPr id="45" name="图片 45"/>
+            <wp:cNvGraphicFramePr>
+              <a:graphicFrameLocks xmlns:a="http://schemas.openxmlformats.org/drawingml/2006/main" noChangeAspect="1"/>
+            </wp:cNvGraphicFramePr>
+            <a:graphic xmlns:a="http://schemas.openxmlformats.org/drawingml/2006/main">
+              <a:graphicData uri="http://schemas.openxmlformats.org/drawingml/2006/picture">
+                <pic:pic xmlns:pic="http://schemas.openxmlformats.org/drawingml/2006/picture">
+                  <pic:nvPicPr>
+                    <pic:cNvPr id="1" name=""/>
+                    <pic:cNvPicPr/>
+                  </pic:nvPicPr>
+                  <pic:blipFill>
+                    <a:blip r:embed="rId38"/>
+                    <a:stretch>
+                      <a:fillRect/>
+                    </a:stretch>
+                  </pic:blipFill>
+                  <pic:spPr>
+                    <a:xfrm>
+                      <a:off x="0" y="0"/>
+                      <a:ext cx="5274310" cy="2189480"/>
+                    </a:xfrm>
+                    <a:prstGeom prst="rect">
+                      <a:avLst/>
+                    </a:prstGeom>
+                  </pic:spPr>
+                </pic:pic>
+              </a:graphicData>
+            </a:graphic>
+          </wp:inline>
+        </w:drawing>
+      </w:r>
+    </w:p>
+    <w:p>
+      <w:r>
+        <w:rPr>
+          <w:noProof/>
+        </w:rPr>
+        <w:drawing>
+          <wp:inline distT="0" distB="0" distL="0" distR="0" wp14:anchorId="4E9A22D4" wp14:editId="1AAAEB38">
+            <wp:extent cx="5274310" cy="4378325"/>
+            <wp:effectExtent l="0" t="0" r="2540" b="3175"/>
+            <wp:docPr id="46" name="图片 46"/>
+            <wp:cNvGraphicFramePr>
+              <a:graphicFrameLocks xmlns:a="http://schemas.openxmlformats.org/drawingml/2006/main" noChangeAspect="1"/>
+            </wp:cNvGraphicFramePr>
+            <a:graphic xmlns:a="http://schemas.openxmlformats.org/drawingml/2006/main">
+              <a:graphicData uri="http://schemas.openxmlformats.org/drawingml/2006/picture">
+                <pic:pic xmlns:pic="http://schemas.openxmlformats.org/drawingml/2006/picture">
+                  <pic:nvPicPr>
+                    <pic:cNvPr id="1" name=""/>
+                    <pic:cNvPicPr/>
+                  </pic:nvPicPr>
+                  <pic:blipFill>
+                    <a:blip r:embed="rId39"/>
+                    <a:stretch>
+                      <a:fillRect/>
+                    </a:stretch>
+                  </pic:blipFill>
+                  <pic:spPr>
+                    <a:xfrm>
+                      <a:off x="0" y="0"/>
+                      <a:ext cx="5274310" cy="4378325"/>
+                    </a:xfrm>
+                    <a:prstGeom prst="rect">
+                      <a:avLst/>
+                    </a:prstGeom>
+                  </pic:spPr>
+                </pic:pic>
+              </a:graphicData>
+            </a:graphic>
+          </wp:inline>
+        </w:drawing>
+      </w:r>
+    </w:p>
+    <w:p>
+      <w:r>
+        <w:rPr>
+          <w:noProof/>
+        </w:rPr>
+        <w:lastRenderedPageBreak/>
+        <w:drawing>
+          <wp:inline distT="0" distB="0" distL="0" distR="0" wp14:anchorId="5DB1102D" wp14:editId="61753097">
+            <wp:extent cx="5274310" cy="4954270"/>
+            <wp:effectExtent l="0" t="0" r="2540" b="0"/>
+            <wp:docPr id="47" name="图片 47"/>
+            <wp:cNvGraphicFramePr>
+              <a:graphicFrameLocks xmlns:a="http://schemas.openxmlformats.org/drawingml/2006/main" noChangeAspect="1"/>
+            </wp:cNvGraphicFramePr>
+            <a:graphic xmlns:a="http://schemas.openxmlformats.org/drawingml/2006/main">
+              <a:graphicData uri="http://schemas.openxmlformats.org/drawingml/2006/picture">
+                <pic:pic xmlns:pic="http://schemas.openxmlformats.org/drawingml/2006/picture">
+                  <pic:nvPicPr>
+                    <pic:cNvPr id="1" name=""/>
+                    <pic:cNvPicPr/>
+                  </pic:nvPicPr>
+                  <pic:blipFill>
+                    <a:blip r:embed="rId40"/>
+                    <a:stretch>
+                      <a:fillRect/>
+                    </a:stretch>
+                  </pic:blipFill>
+                  <pic:spPr>
+                    <a:xfrm>
+                      <a:off x="0" y="0"/>
+                      <a:ext cx="5274310" cy="4954270"/>
+                    </a:xfrm>
+                    <a:prstGeom prst="rect">
+                      <a:avLst/>
+                    </a:prstGeom>
+                  </pic:spPr>
+                </pic:pic>
+              </a:graphicData>
+            </a:graphic>
+          </wp:inline>
+        </w:drawing>
+      </w:r>
+    </w:p>
+    <w:p/>
+    <w:p>
+      <w:pPr>
+        <w:pStyle w:val="2"/>
+      </w:pPr>
+      <w:r>
+        <w:rPr>
+          <w:rFonts w:hint="eastAsia"/>
+        </w:rPr>
+        <w:lastRenderedPageBreak/>
+        <w:t>对象</w:t>
+      </w:r>
+    </w:p>
+    <w:p>
+      <w:r>
+        <w:rPr>
+          <w:noProof/>
+        </w:rPr>
+        <w:drawing>
+          <wp:inline distT="0" distB="0" distL="0" distR="0" wp14:anchorId="2A53671F" wp14:editId="113B585C">
+            <wp:extent cx="5274310" cy="3255645"/>
+            <wp:effectExtent l="0" t="0" r="2540" b="1905"/>
+            <wp:docPr id="48" name="图片 48"/>
+            <wp:cNvGraphicFramePr>
+              <a:graphicFrameLocks xmlns:a="http://schemas.openxmlformats.org/drawingml/2006/main" noChangeAspect="1"/>
+            </wp:cNvGraphicFramePr>
+            <a:graphic xmlns:a="http://schemas.openxmlformats.org/drawingml/2006/main">
+              <a:graphicData uri="http://schemas.openxmlformats.org/drawingml/2006/picture">
+                <pic:pic xmlns:pic="http://schemas.openxmlformats.org/drawingml/2006/picture">
+                  <pic:nvPicPr>
+                    <pic:cNvPr id="1" name=""/>
+                    <pic:cNvPicPr/>
+                  </pic:nvPicPr>
+                  <pic:blipFill>
+                    <a:blip r:embed="rId41"/>
+                    <a:stretch>
+                      <a:fillRect/>
+                    </a:stretch>
+                  </pic:blipFill>
+                  <pic:spPr>
+                    <a:xfrm>
+                      <a:off x="0" y="0"/>
+                      <a:ext cx="5274310" cy="3255645"/>
+                    </a:xfrm>
+                    <a:prstGeom prst="rect">
+                      <a:avLst/>
+                    </a:prstGeom>
+                  </pic:spPr>
+                </pic:pic>
+              </a:graphicData>
+            </a:graphic>
+          </wp:inline>
+        </w:drawing>
+      </w:r>
+    </w:p>
+    <w:p>
+      <w:r>
+        <w:rPr>
+          <w:noProof/>
+        </w:rPr>
+        <w:drawing>
+          <wp:inline distT="0" distB="0" distL="0" distR="0" wp14:anchorId="1EE409FE" wp14:editId="33D6B1F8">
+            <wp:extent cx="5274310" cy="4634230"/>
+            <wp:effectExtent l="0" t="0" r="2540" b="0"/>
+            <wp:docPr id="49" name="图片 49"/>
+            <wp:cNvGraphicFramePr>
+              <a:graphicFrameLocks xmlns:a="http://schemas.openxmlformats.org/drawingml/2006/main" noChangeAspect="1"/>
+            </wp:cNvGraphicFramePr>
+            <a:graphic xmlns:a="http://schemas.openxmlformats.org/drawingml/2006/main">
+              <a:graphicData uri="http://schemas.openxmlformats.org/drawingml/2006/picture">
+                <pic:pic xmlns:pic="http://schemas.openxmlformats.org/drawingml/2006/picture">
+                  <pic:nvPicPr>
+                    <pic:cNvPr id="1" name=""/>
+                    <pic:cNvPicPr/>
+                  </pic:nvPicPr>
+                  <pic:blipFill>
+                    <a:blip r:embed="rId42"/>
+                    <a:stretch>
+                      <a:fillRect/>
+                    </a:stretch>
+                  </pic:blipFill>
+                  <pic:spPr>
+                    <a:xfrm>
+                      <a:off x="0" y="0"/>
+                      <a:ext cx="5274310" cy="4634230"/>
+                    </a:xfrm>
+                    <a:prstGeom prst="rect">
+                      <a:avLst/>
+                    </a:prstGeom>
+                  </pic:spPr>
+                </pic:pic>
+              </a:graphicData>
+            </a:graphic>
+          </wp:inline>
+        </w:drawing>
+      </w:r>
+    </w:p>
+    <w:p>
+      <w:r>
+        <w:rPr>
+          <w:noProof/>
+        </w:rPr>
+        <w:lastRenderedPageBreak/>
+        <w:drawing>
+          <wp:inline distT="0" distB="0" distL="0" distR="0" wp14:anchorId="3C0CB8DC" wp14:editId="42773BDB">
+            <wp:extent cx="5274310" cy="4072890"/>
+            <wp:effectExtent l="0" t="0" r="2540" b="3810"/>
+            <wp:docPr id="50" name="图片 50"/>
+            <wp:cNvGraphicFramePr>
+              <a:graphicFrameLocks xmlns:a="http://schemas.openxmlformats.org/drawingml/2006/main" noChangeAspect="1"/>
+            </wp:cNvGraphicFramePr>
+            <a:graphic xmlns:a="http://schemas.openxmlformats.org/drawingml/2006/main">
+              <a:graphicData uri="http://schemas.openxmlformats.org/drawingml/2006/picture">
+                <pic:pic xmlns:pic="http://schemas.openxmlformats.org/drawingml/2006/picture">
+                  <pic:nvPicPr>
+                    <pic:cNvPr id="1" name=""/>
+                    <pic:cNvPicPr/>
+                  </pic:nvPicPr>
+                  <pic:blipFill>
+                    <a:blip r:embed="rId43"/>
+                    <a:stretch>
+                      <a:fillRect/>
+                    </a:stretch>
+                  </pic:blipFill>
+                  <pic:spPr>
+                    <a:xfrm>
+                      <a:off x="0" y="0"/>
+                      <a:ext cx="5274310" cy="4072890"/>
+                    </a:xfrm>
+                    <a:prstGeom prst="rect">
+                      <a:avLst/>
+                    </a:prstGeom>
+                  </pic:spPr>
+                </pic:pic>
+              </a:graphicData>
+            </a:graphic>
+          </wp:inline>
+        </w:drawing>
+      </w:r>
+    </w:p>
+    <w:p>
+      <w:r>
+        <w:rPr>
+          <w:noProof/>
+        </w:rPr>
+        <w:drawing>
+          <wp:inline distT="0" distB="0" distL="0" distR="0" wp14:anchorId="27F3EE99" wp14:editId="0A867B44">
+            <wp:extent cx="5274310" cy="2893060"/>
+            <wp:effectExtent l="0" t="0" r="2540" b="2540"/>
+            <wp:docPr id="51" name="图片 51"/>
+            <wp:cNvGraphicFramePr>
+              <a:graphicFrameLocks xmlns:a="http://schemas.openxmlformats.org/drawingml/2006/main" noChangeAspect="1"/>
+            </wp:cNvGraphicFramePr>
+            <a:graphic xmlns:a="http://schemas.openxmlformats.org/drawingml/2006/main">
+              <a:graphicData uri="http://schemas.openxmlformats.org/drawingml/2006/picture">
+                <pic:pic xmlns:pic="http://schemas.openxmlformats.org/drawingml/2006/picture">
+                  <pic:nvPicPr>
+                    <pic:cNvPr id="1" name=""/>
+                    <pic:cNvPicPr/>
+                  </pic:nvPicPr>
+                  <pic:blipFill>
+                    <a:blip r:embed="rId44"/>
+                    <a:stretch>
+                      <a:fillRect/>
+                    </a:stretch>
+                  </pic:blipFill>
+                  <pic:spPr>
+                    <a:xfrm>
+                      <a:off x="0" y="0"/>
+                      <a:ext cx="5274310" cy="2893060"/>
+                    </a:xfrm>
+                    <a:prstGeom prst="rect">
+                      <a:avLst/>
+                    </a:prstGeom>
+                  </pic:spPr>
+                </pic:pic>
+              </a:graphicData>
+            </a:graphic>
+          </wp:inline>
+        </w:drawing>
+      </w:r>
+    </w:p>
+    <w:p>
+      <w:r>
+        <w:rPr>
+          <w:noProof/>
+        </w:rPr>
+        <w:lastRenderedPageBreak/>
+        <w:drawing>
+          <wp:inline distT="0" distB="0" distL="0" distR="0" wp14:anchorId="53980F92" wp14:editId="7BF2A1C4">
+            <wp:extent cx="5274310" cy="3575685"/>
+            <wp:effectExtent l="0" t="0" r="2540" b="5715"/>
+            <wp:docPr id="52" name="图片 52"/>
+            <wp:cNvGraphicFramePr>
+              <a:graphicFrameLocks xmlns:a="http://schemas.openxmlformats.org/drawingml/2006/main" noChangeAspect="1"/>
+            </wp:cNvGraphicFramePr>
+            <a:graphic xmlns:a="http://schemas.openxmlformats.org/drawingml/2006/main">
+              <a:graphicData uri="http://schemas.openxmlformats.org/drawingml/2006/picture">
+                <pic:pic xmlns:pic="http://schemas.openxmlformats.org/drawingml/2006/picture">
+                  <pic:nvPicPr>
+                    <pic:cNvPr id="1" name=""/>
+                    <pic:cNvPicPr/>
+                  </pic:nvPicPr>
+                  <pic:blipFill>
+                    <a:blip r:embed="rId45"/>
+                    <a:stretch>
+                      <a:fillRect/>
+                    </a:stretch>
+                  </pic:blipFill>
+                  <pic:spPr>
+                    <a:xfrm>
+                      <a:off x="0" y="0"/>
+                      <a:ext cx="5274310" cy="3575685"/>
+                    </a:xfrm>
+                    <a:prstGeom prst="rect">
+                      <a:avLst/>
+                    </a:prstGeom>
+                  </pic:spPr>
+                </pic:pic>
+              </a:graphicData>
+            </a:graphic>
+          </wp:inline>
+        </w:drawing>
+      </w:r>
+    </w:p>
+    <w:p>
+      <w:r>
+        <w:rPr>
+          <w:noProof/>
+        </w:rPr>
+        <w:drawing>
+          <wp:inline distT="0" distB="0" distL="0" distR="0" wp14:anchorId="33F87820" wp14:editId="476F33D8">
+            <wp:extent cx="5274310" cy="4101465"/>
+            <wp:effectExtent l="0" t="0" r="2540" b="0"/>
+            <wp:docPr id="53" name="图片 53"/>
+            <wp:cNvGraphicFramePr>
+              <a:graphicFrameLocks xmlns:a="http://schemas.openxmlformats.org/drawingml/2006/main" noChangeAspect="1"/>
+            </wp:cNvGraphicFramePr>
+            <a:graphic xmlns:a="http://schemas.openxmlformats.org/drawingml/2006/main">
+              <a:graphicData uri="http://schemas.openxmlformats.org/drawingml/2006/picture">
+                <pic:pic xmlns:pic="http://schemas.openxmlformats.org/drawingml/2006/picture">
+                  <pic:nvPicPr>
+                    <pic:cNvPr id="1" name=""/>
+                    <pic:cNvPicPr/>
+                  </pic:nvPicPr>
+                  <pic:blipFill>
+                    <a:blip r:embed="rId46"/>
+                    <a:stretch>
+                      <a:fillRect/>
+                    </a:stretch>
+                  </pic:blipFill>
+                  <pic:spPr>
+                    <a:xfrm>
+                      <a:off x="0" y="0"/>
+                      <a:ext cx="5274310" cy="4101465"/>
+                    </a:xfrm>
+                    <a:prstGeom prst="rect">
+                      <a:avLst/>
+                    </a:prstGeom>
+                  </pic:spPr>
+                </pic:pic>
+              </a:graphicData>
+            </a:graphic>
+          </wp:inline>
+        </w:drawing>
+      </w:r>
+    </w:p>
+    <w:p/>
+    <w:p>
+      <w:pPr>
+        <w:pStyle w:val="2"/>
+      </w:pPr>
+      <w:r>
+        <w:rPr>
+          <w:rFonts w:hint="eastAsia"/>
+        </w:rPr>
+        <w:lastRenderedPageBreak/>
+        <w:t>原型与原型链</w:t>
+      </w:r>
+    </w:p>
+    <w:p>
+      <w:r>
+        <w:rPr>
+          <w:noProof/>
+        </w:rPr>
+        <w:drawing>
+          <wp:inline distT="0" distB="0" distL="0" distR="0" wp14:anchorId="57C21315" wp14:editId="05D5EA1B">
+            <wp:extent cx="5274310" cy="2054225"/>
+            <wp:effectExtent l="0" t="0" r="2540" b="3175"/>
+            <wp:docPr id="66" name="图片 66"/>
+            <wp:cNvGraphicFramePr>
+              <a:graphicFrameLocks xmlns:a="http://schemas.openxmlformats.org/drawingml/2006/main" noChangeAspect="1"/>
+            </wp:cNvGraphicFramePr>
+            <a:graphic xmlns:a="http://schemas.openxmlformats.org/drawingml/2006/main">
+              <a:graphicData uri="http://schemas.openxmlformats.org/drawingml/2006/picture">
+                <pic:pic xmlns:pic="http://schemas.openxmlformats.org/drawingml/2006/picture">
+                  <pic:nvPicPr>
+                    <pic:cNvPr id="1" name=""/>
+                    <pic:cNvPicPr/>
+                  </pic:nvPicPr>
+                  <pic:blipFill>
+                    <a:blip r:embed="rId47"/>
+                    <a:stretch>
+                      <a:fillRect/>
+                    </a:stretch>
+                  </pic:blipFill>
+                  <pic:spPr>
+                    <a:xfrm>
+                      <a:off x="0" y="0"/>
+                      <a:ext cx="5274310" cy="2054225"/>
+                    </a:xfrm>
+                    <a:prstGeom prst="rect">
+                      <a:avLst/>
+                    </a:prstGeom>
+                  </pic:spPr>
+                </pic:pic>
+              </a:graphicData>
+            </a:graphic>
+          </wp:inline>
+        </w:drawing>
+      </w:r>
+    </w:p>
+    <w:p>
+      <w:r>
+        <w:rPr>
+          <w:noProof/>
+        </w:rPr>
+        <w:drawing>
+          <wp:inline distT="0" distB="0" distL="0" distR="0" wp14:anchorId="62783394" wp14:editId="1B0F5707">
+            <wp:extent cx="5274310" cy="2651125"/>
+            <wp:effectExtent l="0" t="0" r="2540" b="0"/>
+            <wp:docPr id="67" name="图片 67"/>
+            <wp:cNvGraphicFramePr>
+              <a:graphicFrameLocks xmlns:a="http://schemas.openxmlformats.org/drawingml/2006/main" noChangeAspect="1"/>
+            </wp:cNvGraphicFramePr>
+            <a:graphic xmlns:a="http://schemas.openxmlformats.org/drawingml/2006/main">
+              <a:graphicData uri="http://schemas.openxmlformats.org/drawingml/2006/picture">
+                <pic:pic xmlns:pic="http://schemas.openxmlformats.org/drawingml/2006/picture">
+                  <pic:nvPicPr>
+                    <pic:cNvPr id="1" name=""/>
+                    <pic:cNvPicPr/>
+                  </pic:nvPicPr>
+                  <pic:blipFill>
+                    <a:blip r:embed="rId48"/>
+                    <a:stretch>
+                      <a:fillRect/>
+                    </a:stretch>
+                  </pic:blipFill>
+                  <pic:spPr>
+                    <a:xfrm>
+                      <a:off x="0" y="0"/>
+                      <a:ext cx="5274310" cy="2651125"/>
+                    </a:xfrm>
+                    <a:prstGeom prst="rect">
+                      <a:avLst/>
+                    </a:prstGeom>
+                  </pic:spPr>
+                </pic:pic>
+              </a:graphicData>
+            </a:graphic>
+          </wp:inline>
+        </w:drawing>
+      </w:r>
+    </w:p>
+    <w:p>
+      <w:r>
+        <w:rPr>
+          <w:noProof/>
+        </w:rPr>
+        <w:drawing>
+          <wp:inline distT="0" distB="0" distL="0" distR="0" wp14:anchorId="4EE8712B" wp14:editId="3C9F5DD0">
+            <wp:extent cx="5274310" cy="2252980"/>
+            <wp:effectExtent l="0" t="0" r="2540" b="0"/>
+            <wp:docPr id="68" name="图片 68"/>
+            <wp:cNvGraphicFramePr>
+              <a:graphicFrameLocks xmlns:a="http://schemas.openxmlformats.org/drawingml/2006/main" noChangeAspect="1"/>
+            </wp:cNvGraphicFramePr>
+            <a:graphic xmlns:a="http://schemas.openxmlformats.org/drawingml/2006/main">
+              <a:graphicData uri="http://schemas.openxmlformats.org/drawingml/2006/picture">
+                <pic:pic xmlns:pic="http://schemas.openxmlformats.org/drawingml/2006/picture">
+                  <pic:nvPicPr>
+                    <pic:cNvPr id="1" name=""/>
+                    <pic:cNvPicPr/>
+                  </pic:nvPicPr>
+                  <pic:blipFill>
+                    <a:blip r:embed="rId49"/>
+                    <a:stretch>
+                      <a:fillRect/>
+                    </a:stretch>
+                  </pic:blipFill>
+                  <pic:spPr>
+                    <a:xfrm>
+                      <a:off x="0" y="0"/>
+                      <a:ext cx="5274310" cy="2252980"/>
+                    </a:xfrm>
+                    <a:prstGeom prst="rect">
+                      <a:avLst/>
+                    </a:prstGeom>
+                  </pic:spPr>
+                </pic:pic>
+              </a:graphicData>
+            </a:graphic>
+          </wp:inline>
+        </w:drawing>
+      </w:r>
+    </w:p>
+    <w:p>
+      <w:r>
+        <w:rPr>
+          <w:noProof/>
+        </w:rPr>
+        <w:lastRenderedPageBreak/>
+        <w:drawing>
+          <wp:inline distT="0" distB="0" distL="0" distR="0" wp14:anchorId="1FB93117" wp14:editId="331021C8">
+            <wp:extent cx="5274310" cy="3760470"/>
+            <wp:effectExtent l="0" t="0" r="2540" b="0"/>
+            <wp:docPr id="69" name="图片 69"/>
+            <wp:cNvGraphicFramePr>
+              <a:graphicFrameLocks xmlns:a="http://schemas.openxmlformats.org/drawingml/2006/main" noChangeAspect="1"/>
+            </wp:cNvGraphicFramePr>
+            <a:graphic xmlns:a="http://schemas.openxmlformats.org/drawingml/2006/main">
+              <a:graphicData uri="http://schemas.openxmlformats.org/drawingml/2006/picture">
+                <pic:pic xmlns:pic="http://schemas.openxmlformats.org/drawingml/2006/picture">
+                  <pic:nvPicPr>
+                    <pic:cNvPr id="1" name=""/>
+                    <pic:cNvPicPr/>
+                  </pic:nvPicPr>
+                  <pic:blipFill>
+                    <a:blip r:embed="rId50"/>
+                    <a:stretch>
+                      <a:fillRect/>
+                    </a:stretch>
+                  </pic:blipFill>
+                  <pic:spPr>
+                    <a:xfrm>
+                      <a:off x="0" y="0"/>
+                      <a:ext cx="5274310" cy="3760470"/>
+                    </a:xfrm>
+                    <a:prstGeom prst="rect">
+                      <a:avLst/>
+                    </a:prstGeom>
+                  </pic:spPr>
+                </pic:pic>
+              </a:graphicData>
+            </a:graphic>
+          </wp:inline>
+        </w:drawing>
+      </w:r>
+    </w:p>
+    <w:p>
+      <w:r>
+        <w:rPr>
+          <w:noProof/>
+        </w:rPr>
+        <w:drawing>
+          <wp:inline distT="0" distB="0" distL="0" distR="0" wp14:anchorId="7D1630CD" wp14:editId="7E0916FA">
+            <wp:extent cx="5274310" cy="1549400"/>
+            <wp:effectExtent l="0" t="0" r="2540" b="0"/>
+            <wp:docPr id="70" name="图片 70"/>
+            <wp:cNvGraphicFramePr>
+              <a:graphicFrameLocks xmlns:a="http://schemas.openxmlformats.org/drawingml/2006/main" noChangeAspect="1"/>
+            </wp:cNvGraphicFramePr>
+            <a:graphic xmlns:a="http://schemas.openxmlformats.org/drawingml/2006/main">
+              <a:graphicData uri="http://schemas.openxmlformats.org/drawingml/2006/picture">
+                <pic:pic xmlns:pic="http://schemas.openxmlformats.org/drawingml/2006/picture">
+                  <pic:nvPicPr>
+                    <pic:cNvPr id="1" name=""/>
+                    <pic:cNvPicPr/>
+                  </pic:nvPicPr>
+                  <pic:blipFill>
+                    <a:blip r:embed="rId51"/>
+                    <a:stretch>
+                      <a:fillRect/>
+                    </a:stretch>
+                  </pic:blipFill>
+                  <pic:spPr>
+                    <a:xfrm>
+                      <a:off x="0" y="0"/>
+                      <a:ext cx="5274310" cy="1549400"/>
+                    </a:xfrm>
+                    <a:prstGeom prst="rect">
+                      <a:avLst/>
+                    </a:prstGeom>
+                  </pic:spPr>
+                </pic:pic>
+              </a:graphicData>
+            </a:graphic>
+          </wp:inline>
+        </w:drawing>
+      </w:r>
+      <w:bookmarkStart w:id="0" w:name="_GoBack"/>
+      <w:bookmarkEnd w:id="0"/>
+    </w:p>
+    <w:p/>
+    <w:p>
+      <w:pPr>
+        <w:rPr>
+          <w:rFonts w:hint="eastAsia"/>
+        </w:rPr>
+      </w:pPr>
+    </w:p>
+    <w:p>
+      <w:pPr>
+        <w:pStyle w:val="2"/>
+      </w:pPr>
+      <w:r>
+        <w:rPr>
+          <w:rFonts w:hint="eastAsia"/>
+        </w:rPr>
+        <w:t>类</w:t>
+      </w:r>
+    </w:p>
+    <w:p>
+      <w:r>
+        <w:rPr>
+          <w:noProof/>
+        </w:rPr>
+        <w:drawing>
+          <wp:inline distT="0" distB="0" distL="0" distR="0" wp14:anchorId="439FD189" wp14:editId="031AB770">
+            <wp:extent cx="5274310" cy="2075815"/>
+            <wp:effectExtent l="0" t="0" r="2540" b="635"/>
+            <wp:docPr id="54" name="图片 54"/>
+            <wp:cNvGraphicFramePr>
+              <a:graphicFrameLocks xmlns:a="http://schemas.openxmlformats.org/drawingml/2006/main" noChangeAspect="1"/>
+            </wp:cNvGraphicFramePr>
+            <a:graphic xmlns:a="http://schemas.openxmlformats.org/drawingml/2006/main">
+              <a:graphicData uri="http://schemas.openxmlformats.org/drawingml/2006/picture">
+                <pic:pic xmlns:pic="http://schemas.openxmlformats.org/drawingml/2006/picture">
+                  <pic:nvPicPr>
+                    <pic:cNvPr id="1" name=""/>
+                    <pic:cNvPicPr/>
+                  </pic:nvPicPr>
+                  <pic:blipFill>
+                    <a:blip r:embed="rId52"/>
+                    <a:stretch>
+                      <a:fillRect/>
+                    </a:stretch>
+                  </pic:blipFill>
+                  <pic:spPr>
+                    <a:xfrm>
+                      <a:off x="0" y="0"/>
+                      <a:ext cx="5274310" cy="2075815"/>
+                    </a:xfrm>
+                    <a:prstGeom prst="rect">
+                      <a:avLst/>
+                    </a:prstGeom>
+                  </pic:spPr>
+                </pic:pic>
+              </a:graphicData>
+            </a:graphic>
+          </wp:inline>
+        </w:drawing>
+      </w:r>
+    </w:p>
+    <w:p>
+      <w:r>
+        <w:rPr>
+          <w:noProof/>
+        </w:rPr>
+        <w:lastRenderedPageBreak/>
+        <w:drawing>
+          <wp:inline distT="0" distB="0" distL="0" distR="0" wp14:anchorId="1426B33E" wp14:editId="4E546CE5">
+            <wp:extent cx="5274310" cy="3255645"/>
+            <wp:effectExtent l="0" t="0" r="2540" b="1905"/>
+            <wp:docPr id="55" name="图片 55"/>
+            <wp:cNvGraphicFramePr>
+              <a:graphicFrameLocks xmlns:a="http://schemas.openxmlformats.org/drawingml/2006/main" noChangeAspect="1"/>
+            </wp:cNvGraphicFramePr>
+            <a:graphic xmlns:a="http://schemas.openxmlformats.org/drawingml/2006/main">
+              <a:graphicData uri="http://schemas.openxmlformats.org/drawingml/2006/picture">
+                <pic:pic xmlns:pic="http://schemas.openxmlformats.org/drawingml/2006/picture">
+                  <pic:nvPicPr>
+                    <pic:cNvPr id="1" name=""/>
+                    <pic:cNvPicPr/>
+                  </pic:nvPicPr>
+                  <pic:blipFill>
+                    <a:blip r:embed="rId53"/>
+                    <a:stretch>
+                      <a:fillRect/>
+                    </a:stretch>
+                  </pic:blipFill>
+                  <pic:spPr>
+                    <a:xfrm>
+                      <a:off x="0" y="0"/>
+                      <a:ext cx="5274310" cy="3255645"/>
+                    </a:xfrm>
+                    <a:prstGeom prst="rect">
+                      <a:avLst/>
+                    </a:prstGeom>
+                  </pic:spPr>
+                </pic:pic>
+              </a:graphicData>
+            </a:graphic>
+          </wp:inline>
+        </w:drawing>
+      </w:r>
+    </w:p>
+    <w:p>
+      <w:r>
+        <w:rPr>
+          <w:noProof/>
+        </w:rPr>
+        <w:drawing>
+          <wp:inline distT="0" distB="0" distL="0" distR="0" wp14:anchorId="462AEB54" wp14:editId="2DB85A71">
+            <wp:extent cx="5274310" cy="2480945"/>
+            <wp:effectExtent l="0" t="0" r="2540" b="0"/>
+            <wp:docPr id="56" name="图片 56"/>
+            <wp:cNvGraphicFramePr>
+              <a:graphicFrameLocks xmlns:a="http://schemas.openxmlformats.org/drawingml/2006/main" noChangeAspect="1"/>
+            </wp:cNvGraphicFramePr>
+            <a:graphic xmlns:a="http://schemas.openxmlformats.org/drawingml/2006/main">
+              <a:graphicData uri="http://schemas.openxmlformats.org/drawingml/2006/picture">
+                <pic:pic xmlns:pic="http://schemas.openxmlformats.org/drawingml/2006/picture">
+                  <pic:nvPicPr>
+                    <pic:cNvPr id="1" name=""/>
+                    <pic:cNvPicPr/>
+                  </pic:nvPicPr>
+                  <pic:blipFill>
+                    <a:blip r:embed="rId54"/>
+                    <a:stretch>
+                      <a:fillRect/>
+                    </a:stretch>
+                  </pic:blipFill>
+                  <pic:spPr>
+                    <a:xfrm>
+                      <a:off x="0" y="0"/>
+                      <a:ext cx="5274310" cy="2480945"/>
+                    </a:xfrm>
+                    <a:prstGeom prst="rect">
+                      <a:avLst/>
+                    </a:prstGeom>
+                  </pic:spPr>
+                </pic:pic>
+              </a:graphicData>
+            </a:graphic>
+          </wp:inline>
+        </w:drawing>
+      </w:r>
+    </w:p>
+    <w:p>
+      <w:r>
+        <w:rPr>
+          <w:noProof/>
+        </w:rPr>
+        <w:lastRenderedPageBreak/>
+        <w:drawing>
+          <wp:inline distT="0" distB="0" distL="0" distR="0" wp14:anchorId="128DE0D7" wp14:editId="157B30FB">
+            <wp:extent cx="5274310" cy="3298190"/>
+            <wp:effectExtent l="0" t="0" r="2540" b="0"/>
+            <wp:docPr id="57" name="图片 57"/>
+            <wp:cNvGraphicFramePr>
+              <a:graphicFrameLocks xmlns:a="http://schemas.openxmlformats.org/drawingml/2006/main" noChangeAspect="1"/>
+            </wp:cNvGraphicFramePr>
+            <a:graphic xmlns:a="http://schemas.openxmlformats.org/drawingml/2006/main">
+              <a:graphicData uri="http://schemas.openxmlformats.org/drawingml/2006/picture">
+                <pic:pic xmlns:pic="http://schemas.openxmlformats.org/drawingml/2006/picture">
+                  <pic:nvPicPr>
+                    <pic:cNvPr id="1" name=""/>
+                    <pic:cNvPicPr/>
+                  </pic:nvPicPr>
+                  <pic:blipFill>
+                    <a:blip r:embed="rId55"/>
+                    <a:stretch>
+                      <a:fillRect/>
+                    </a:stretch>
+                  </pic:blipFill>
+                  <pic:spPr>
+                    <a:xfrm>
+                      <a:off x="0" y="0"/>
+                      <a:ext cx="5274310" cy="3298190"/>
+                    </a:xfrm>
+                    <a:prstGeom prst="rect">
+                      <a:avLst/>
+                    </a:prstGeom>
+                  </pic:spPr>
+                </pic:pic>
+              </a:graphicData>
+            </a:graphic>
+          </wp:inline>
+        </w:drawing>
+      </w:r>
+    </w:p>
+    <w:p>
+      <w:pPr>
+        <w:rPr>
+          <w:rFonts w:hint="eastAsia"/>
+        </w:rPr>
+      </w:pPr>
+      <w:r>
+        <w:rPr>
+          <w:noProof/>
+        </w:rPr>
+        <w:drawing>
+          <wp:inline distT="0" distB="0" distL="0" distR="0" wp14:anchorId="7EED343E" wp14:editId="1915471C">
+            <wp:extent cx="5274310" cy="4293235"/>
+            <wp:effectExtent l="0" t="0" r="2540" b="0"/>
+            <wp:docPr id="58" name="图片 58"/>
+            <wp:cNvGraphicFramePr>
+              <a:graphicFrameLocks xmlns:a="http://schemas.openxmlformats.org/drawingml/2006/main" noChangeAspect="1"/>
+            </wp:cNvGraphicFramePr>
+            <a:graphic xmlns:a="http://schemas.openxmlformats.org/drawingml/2006/main">
+              <a:graphicData uri="http://schemas.openxmlformats.org/drawingml/2006/picture">
+                <pic:pic xmlns:pic="http://schemas.openxmlformats.org/drawingml/2006/picture">
+                  <pic:nvPicPr>
+                    <pic:cNvPr id="1" name=""/>
+                    <pic:cNvPicPr/>
+                  </pic:nvPicPr>
+                  <pic:blipFill>
+                    <a:blip r:embed="rId56"/>
+                    <a:stretch>
+                      <a:fillRect/>
+                    </a:stretch>
+                  </pic:blipFill>
+                  <pic:spPr>
+                    <a:xfrm>
+                      <a:off x="0" y="0"/>
+                      <a:ext cx="5274310" cy="4293235"/>
+                    </a:xfrm>
+                    <a:prstGeom prst="rect">
+                      <a:avLst/>
+                    </a:prstGeom>
+                  </pic:spPr>
+                </pic:pic>
+              </a:graphicData>
+            </a:graphic>
+          </wp:inline>
+        </w:drawing>
+      </w:r>
+    </w:p>
+    <w:p>
+      <w:r>
+        <w:rPr>
+          <w:noProof/>
+        </w:rPr>
+        <w:drawing>
+          <wp:inline distT="0" distB="0" distL="0" distR="0" wp14:anchorId="15319C69" wp14:editId="7FC59121">
+            <wp:extent cx="5274310" cy="668020"/>
+            <wp:effectExtent l="0" t="0" r="2540" b="0"/>
+            <wp:docPr id="59" name="图片 59"/>
+            <wp:cNvGraphicFramePr>
+              <a:graphicFrameLocks xmlns:a="http://schemas.openxmlformats.org/drawingml/2006/main" noChangeAspect="1"/>
+            </wp:cNvGraphicFramePr>
+            <a:graphic xmlns:a="http://schemas.openxmlformats.org/drawingml/2006/main">
+              <a:graphicData uri="http://schemas.openxmlformats.org/drawingml/2006/picture">
+                <pic:pic xmlns:pic="http://schemas.openxmlformats.org/drawingml/2006/picture">
+                  <pic:nvPicPr>
+                    <pic:cNvPr id="1" name=""/>
+                    <pic:cNvPicPr/>
+                  </pic:nvPicPr>
+                  <pic:blipFill>
+                    <a:blip r:embed="rId57"/>
+                    <a:stretch>
+                      <a:fillRect/>
+                    </a:stretch>
+                  </pic:blipFill>
+                  <pic:spPr>
+                    <a:xfrm>
+                      <a:off x="0" y="0"/>
+                      <a:ext cx="5274310" cy="668020"/>
+                    </a:xfrm>
+                    <a:prstGeom prst="rect">
+                      <a:avLst/>
+                    </a:prstGeom>
+                  </pic:spPr>
+                </pic:pic>
+              </a:graphicData>
+            </a:graphic>
+          </wp:inline>
+        </w:drawing>
+      </w:r>
+    </w:p>
+    <w:p>
+      <w:pPr>
+        <w:rPr>
+          <w:rFonts w:hint="eastAsia"/>
+        </w:rPr>
+      </w:pPr>
+      <w:r>
+        <w:rPr>
+          <w:noProof/>
+        </w:rPr>
+        <w:lastRenderedPageBreak/>
+        <w:drawing>
+          <wp:inline distT="0" distB="0" distL="0" distR="0" wp14:anchorId="4C850B1B" wp14:editId="2B7D3CD1">
+            <wp:extent cx="5274310" cy="4471035"/>
+            <wp:effectExtent l="0" t="0" r="2540" b="5715"/>
+            <wp:docPr id="60" name="图片 60"/>
+            <wp:cNvGraphicFramePr>
+              <a:graphicFrameLocks xmlns:a="http://schemas.openxmlformats.org/drawingml/2006/main" noChangeAspect="1"/>
+            </wp:cNvGraphicFramePr>
+            <a:graphic xmlns:a="http://schemas.openxmlformats.org/drawingml/2006/main">
+              <a:graphicData uri="http://schemas.openxmlformats.org/drawingml/2006/picture">
+                <pic:pic xmlns:pic="http://schemas.openxmlformats.org/drawingml/2006/picture">
+                  <pic:nvPicPr>
+                    <pic:cNvPr id="1" name=""/>
+                    <pic:cNvPicPr/>
+                  </pic:nvPicPr>
+                  <pic:blipFill>
+                    <a:blip r:embed="rId58"/>
+                    <a:stretch>
+                      <a:fillRect/>
+                    </a:stretch>
+                  </pic:blipFill>
+                  <pic:spPr>
+                    <a:xfrm>
+                      <a:off x="0" y="0"/>
+                      <a:ext cx="5274310" cy="4471035"/>
+                    </a:xfrm>
+                    <a:prstGeom prst="rect">
+                      <a:avLst/>
+                    </a:prstGeom>
+                  </pic:spPr>
+                </pic:pic>
+              </a:graphicData>
+            </a:graphic>
+          </wp:inline>
+        </w:drawing>
+      </w:r>
+    </w:p>
+    <w:p>
+      <w:r>
+        <w:rPr>
+          <w:noProof/>
+        </w:rPr>
+        <w:drawing>
+          <wp:inline distT="0" distB="0" distL="0" distR="0" wp14:anchorId="17D4DBFB" wp14:editId="3A4794ED">
+            <wp:extent cx="5274310" cy="3753485"/>
+            <wp:effectExtent l="0" t="0" r="2540" b="0"/>
+            <wp:docPr id="61" name="图片 61"/>
+            <wp:cNvGraphicFramePr>
+              <a:graphicFrameLocks xmlns:a="http://schemas.openxmlformats.org/drawingml/2006/main" noChangeAspect="1"/>
+            </wp:cNvGraphicFramePr>
+            <a:graphic xmlns:a="http://schemas.openxmlformats.org/drawingml/2006/main">
+              <a:graphicData uri="http://schemas.openxmlformats.org/drawingml/2006/picture">
+                <pic:pic xmlns:pic="http://schemas.openxmlformats.org/drawingml/2006/picture">
+                  <pic:nvPicPr>
+                    <pic:cNvPr id="1" name=""/>
+                    <pic:cNvPicPr/>
+                  </pic:nvPicPr>
+                  <pic:blipFill>
+                    <a:blip r:embed="rId59"/>
+                    <a:stretch>
+                      <a:fillRect/>
+                    </a:stretch>
+                  </pic:blipFill>
+                  <pic:spPr>
+                    <a:xfrm>
+                      <a:off x="0" y="0"/>
+                      <a:ext cx="5274310" cy="3753485"/>
+                    </a:xfrm>
+                    <a:prstGeom prst="rect">
+                      <a:avLst/>
+                    </a:prstGeom>
+                  </pic:spPr>
+                </pic:pic>
+              </a:graphicData>
+            </a:graphic>
+          </wp:inline>
+        </w:drawing>
+      </w:r>
+    </w:p>
+    <w:p/>
+    <w:p>
+      <w:pPr>
+        <w:pStyle w:val="3"/>
+        <w:rPr>
+          <w:rFonts w:hint="eastAsia"/>
+        </w:rPr>
+      </w:pPr>
+      <w:r>
+        <w:rPr>
+          <w:rFonts w:hint="eastAsia"/>
+        </w:rPr>
+        <w:lastRenderedPageBreak/>
+        <w:t>实例方法和静态方法挂载点</w:t>
+      </w:r>
+    </w:p>
+    <w:p>
+      <w:r>
+        <w:rPr>
+          <w:noProof/>
+        </w:rPr>
+        <w:drawing>
+          <wp:inline distT="0" distB="0" distL="0" distR="0" wp14:anchorId="34A06EA0" wp14:editId="203D3CE4">
+            <wp:extent cx="5274310" cy="1336040"/>
+            <wp:effectExtent l="0" t="0" r="2540" b="0"/>
+            <wp:docPr id="62" name="图片 62"/>
+            <wp:cNvGraphicFramePr>
+              <a:graphicFrameLocks xmlns:a="http://schemas.openxmlformats.org/drawingml/2006/main" noChangeAspect="1"/>
+            </wp:cNvGraphicFramePr>
+            <a:graphic xmlns:a="http://schemas.openxmlformats.org/drawingml/2006/main">
+              <a:graphicData uri="http://schemas.openxmlformats.org/drawingml/2006/picture">
+                <pic:pic xmlns:pic="http://schemas.openxmlformats.org/drawingml/2006/picture">
+                  <pic:nvPicPr>
+                    <pic:cNvPr id="1" name=""/>
+                    <pic:cNvPicPr/>
+                  </pic:nvPicPr>
+                  <pic:blipFill>
+                    <a:blip r:embed="rId60"/>
+                    <a:stretch>
+                      <a:fillRect/>
+                    </a:stretch>
+                  </pic:blipFill>
+                  <pic:spPr>
+                    <a:xfrm>
+                      <a:off x="0" y="0"/>
+                      <a:ext cx="5274310" cy="1336040"/>
+                    </a:xfrm>
+                    <a:prstGeom prst="rect">
+                      <a:avLst/>
+                    </a:prstGeom>
+                  </pic:spPr>
+                </pic:pic>
+              </a:graphicData>
+            </a:graphic>
+          </wp:inline>
+        </w:drawing>
+      </w:r>
+    </w:p>
+    <w:p/>
+    <w:p>
+      <w:pPr>
+        <w:rPr>
+          <w:rFonts w:hint="eastAsia"/>
+        </w:rPr>
+      </w:pPr>
+      <w:r>
+        <w:rPr>
+          <w:rFonts w:hint="eastAsia"/>
+        </w:rPr>
+        <w:t>类写法</w:t>
+      </w:r>
+    </w:p>
+    <w:p>
+      <w:r>
+        <w:rPr>
+          <w:noProof/>
+        </w:rPr>
+        <w:drawing>
+          <wp:inline distT="0" distB="0" distL="0" distR="0" wp14:anchorId="352B3BF9" wp14:editId="1DBA39AA">
+            <wp:extent cx="5274310" cy="3916680"/>
+            <wp:effectExtent l="0" t="0" r="2540" b="7620"/>
+            <wp:docPr id="63" name="图片 63"/>
+            <wp:cNvGraphicFramePr>
+              <a:graphicFrameLocks xmlns:a="http://schemas.openxmlformats.org/drawingml/2006/main" noChangeAspect="1"/>
+            </wp:cNvGraphicFramePr>
+            <a:graphic xmlns:a="http://schemas.openxmlformats.org/drawingml/2006/main">
+              <a:graphicData uri="http://schemas.openxmlformats.org/drawingml/2006/picture">
+                <pic:pic xmlns:pic="http://schemas.openxmlformats.org/drawingml/2006/picture">
+                  <pic:nvPicPr>
+                    <pic:cNvPr id="1" name=""/>
+                    <pic:cNvPicPr/>
+                  </pic:nvPicPr>
+                  <pic:blipFill>
+                    <a:blip r:embed="rId61"/>
+                    <a:stretch>
+                      <a:fillRect/>
+                    </a:stretch>
+                  </pic:blipFill>
+                  <pic:spPr>
+                    <a:xfrm>
+                      <a:off x="0" y="0"/>
+                      <a:ext cx="5274310" cy="3916680"/>
+                    </a:xfrm>
+                    <a:prstGeom prst="rect">
+                      <a:avLst/>
+                    </a:prstGeom>
+                  </pic:spPr>
+                </pic:pic>
+              </a:graphicData>
+            </a:graphic>
+          </wp:inline>
+        </w:drawing>
+      </w:r>
+    </w:p>
+    <w:p/>
+    <w:p>
+      <w:pPr>
+        <w:rPr>
+          <w:rFonts w:hint="eastAsia"/>
+        </w:rPr>
+      </w:pPr>
+      <w:r>
+        <w:rPr>
+          <w:rFonts w:hint="eastAsia"/>
+        </w:rPr>
+        <w:t>非类写法（实例方法）</w:t>
+      </w:r>
+    </w:p>
+    <w:p>
+      <w:r>
+        <w:rPr>
+          <w:noProof/>
+        </w:rPr>
+        <w:drawing>
+          <wp:inline distT="0" distB="0" distL="0" distR="0" wp14:anchorId="0F1D7DDF" wp14:editId="7C64C481">
+            <wp:extent cx="5274310" cy="2082800"/>
+            <wp:effectExtent l="0" t="0" r="2540" b="0"/>
+            <wp:docPr id="64" name="图片 64"/>
+            <wp:cNvGraphicFramePr>
+              <a:graphicFrameLocks xmlns:a="http://schemas.openxmlformats.org/drawingml/2006/main" noChangeAspect="1"/>
+            </wp:cNvGraphicFramePr>
+            <a:graphic xmlns:a="http://schemas.openxmlformats.org/drawingml/2006/main">
+              <a:graphicData uri="http://schemas.openxmlformats.org/drawingml/2006/picture">
+                <pic:pic xmlns:pic="http://schemas.openxmlformats.org/drawingml/2006/picture">
+                  <pic:nvPicPr>
+                    <pic:cNvPr id="1" name=""/>
+                    <pic:cNvPicPr/>
+                  </pic:nvPicPr>
+                  <pic:blipFill>
+                    <a:blip r:embed="rId62"/>
+                    <a:stretch>
+                      <a:fillRect/>
+                    </a:stretch>
+                  </pic:blipFill>
+                  <pic:spPr>
+                    <a:xfrm>
+                      <a:off x="0" y="0"/>
+                      <a:ext cx="5274310" cy="2082800"/>
+                    </a:xfrm>
+                    <a:prstGeom prst="rect">
+                      <a:avLst/>
+                    </a:prstGeom>
+                  </pic:spPr>
+                </pic:pic>
+              </a:graphicData>
+            </a:graphic>
+          </wp:inline>
+        </w:drawing>
+      </w:r>
+    </w:p>
+    <w:p>
+      <w:pPr>
+        <w:rPr>
+          <w:rFonts w:hint="eastAsia"/>
+        </w:rPr>
+      </w:pPr>
+      <w:r>
+        <w:rPr>
+          <w:rFonts w:hint="eastAsia"/>
+        </w:rPr>
+        <w:lastRenderedPageBreak/>
+        <w:t>非类写法（静态方法）</w:t>
+      </w:r>
+    </w:p>
+    <w:p>
+      <w:r>
+        <w:rPr>
+          <w:noProof/>
+        </w:rPr>
+        <w:drawing>
+          <wp:inline distT="0" distB="0" distL="0" distR="0" wp14:anchorId="2C7BC4ED" wp14:editId="07DAC777">
+            <wp:extent cx="5274310" cy="2367280"/>
+            <wp:effectExtent l="0" t="0" r="2540" b="0"/>
+            <wp:docPr id="65" name="图片 65"/>
+            <wp:cNvGraphicFramePr>
+              <a:graphicFrameLocks xmlns:a="http://schemas.openxmlformats.org/drawingml/2006/main" noChangeAspect="1"/>
+            </wp:cNvGraphicFramePr>
+            <a:graphic xmlns:a="http://schemas.openxmlformats.org/drawingml/2006/main">
+              <a:graphicData uri="http://schemas.openxmlformats.org/drawingml/2006/picture">
+                <pic:pic xmlns:pic="http://schemas.openxmlformats.org/drawingml/2006/picture">
+                  <pic:nvPicPr>
+                    <pic:cNvPr id="1" name=""/>
+                    <pic:cNvPicPr/>
+                  </pic:nvPicPr>
+                  <pic:blipFill>
+                    <a:blip r:embed="rId63"/>
+                    <a:stretch>
+                      <a:fillRect/>
+                    </a:stretch>
+                  </pic:blipFill>
+                  <pic:spPr>
+                    <a:xfrm>
+                      <a:off x="0" y="0"/>
+                      <a:ext cx="5274310" cy="2367280"/>
+                    </a:xfrm>
+                    <a:prstGeom prst="rect">
+                      <a:avLst/>
+                    </a:prstGeom>
+                  </pic:spPr>
+                </pic:pic>
+              </a:graphicData>
+            </a:graphic>
+          </wp:inline>
+        </w:drawing>
+      </w:r>
+    </w:p>
+    <w:p/>
+    <w:p/>
+    <w:p/>
+    <w:p/>
+    <w:p/>
+    <w:p/>
+    <w:p/>
+    <w:p/>
+    <w:p/>
+    <w:p/>
+    <w:p/>
+    <w:p/>
+    <w:p/>
+    <w:p/>
+    <w:p/>
+    <w:p>
+      <w:pPr>
+        <w:rPr>
+          <w:rFonts w:hint="eastAsia"/>
+        </w:rPr>
+      </w:pPr>
+    </w:p>
+    <w:p>
+      <w:pPr>
+        <w:pStyle w:val="1"/>
+      </w:pPr>
+      <w:r>
+        <w:rPr>
+          <w:rFonts w:hint="eastAsia"/>
+        </w:rPr>
+        <w:lastRenderedPageBreak/>
         <w:t>其它</w:t>
       </w:r>
     </w:p>
@@ -45,7 +2811,7 @@
                     <pic:cNvPicPr/>
                   </pic:nvPicPr>
                   <pic:blipFill>
-                    <a:blip r:embed="rId6"/>
+                    <a:blip r:embed="rId64"/>
                     <a:stretch>
                       <a:fillRect/>
                     </a:stretch>
@@ -99,7 +2865,7 @@
                     <pic:cNvPicPr/>
                   </pic:nvPicPr>
                   <pic:blipFill>
-                    <a:blip r:embed="rId7"/>
+                    <a:blip r:embed="rId65"/>
                     <a:stretch>
                       <a:fillRect/>
                     </a:stretch>
@@ -129,6 +2895,7 @@
         <w:rPr>
           <w:rFonts w:hint="eastAsia"/>
         </w:rPr>
+        <w:lastRenderedPageBreak/>
         <w:t>MouseEvent坐标是相对于视口的</w:t>
       </w:r>
     </w:p>
@@ -153,7 +2920,7 @@
                     <pic:cNvPicPr/>
                   </pic:nvPicPr>
                   <pic:blipFill>
-                    <a:blip r:embed="rId8"/>
+                    <a:blip r:embed="rId66"/>
                     <a:stretch>
                       <a:fillRect/>
                     </a:stretch>
@@ -207,7 +2974,7 @@
                     <pic:cNvPicPr/>
                   </pic:nvPicPr>
                   <pic:blipFill>
-                    <a:blip r:embed="rId9"/>
+                    <a:blip r:embed="rId67"/>
                     <a:stretch>
                       <a:fillRect/>
                     </a:stretch>
@@ -232,9 +2999,6 @@
     <w:p>
       <w:pPr>
         <w:pStyle w:val="2"/>
-        <w:rPr>
-          <w:rFonts w:hint="eastAsia"/>
-        </w:rPr>
       </w:pPr>
       <w:r>
         <w:rPr>
@@ -264,7 +3028,7 @@
                     <pic:cNvPicPr/>
                   </pic:nvPicPr>
                   <pic:blipFill>
-                    <a:blip r:embed="rId10"/>
+                    <a:blip r:embed="rId68"/>
                     <a:stretch>
                       <a:fillRect/>
                     </a:stretch>
@@ -294,7 +3058,6 @@
         <w:rPr>
           <w:rFonts w:hint="eastAsia"/>
         </w:rPr>
-        <w:lastRenderedPageBreak/>
         <w:t>隐藏元素</w:t>
       </w:r>
     </w:p>
@@ -319,7 +3082,7 @@
                     <pic:cNvPicPr/>
                   </pic:nvPicPr>
                   <pic:blipFill>
-                    <a:blip r:embed="rId11"/>
+                    <a:blip r:embed="rId69"/>
                     <a:stretch>
                       <a:fillRect/>
                     </a:stretch>
@@ -373,7 +3136,7 @@
                     <pic:cNvPicPr/>
                   </pic:nvPicPr>
                   <pic:blipFill>
-                    <a:blip r:embed="rId12"/>
+                    <a:blip r:embed="rId70"/>
                     <a:stretch>
                       <a:fillRect/>
                     </a:stretch>
@@ -416,7 +3179,7 @@
                     <pic:cNvPicPr/>
                   </pic:nvPicPr>
                   <pic:blipFill>
-                    <a:blip r:embed="rId13"/>
+                    <a:blip r:embed="rId71"/>
                     <a:stretch>
                       <a:fillRect/>
                     </a:stretch>
@@ -441,25 +3204,15 @@
     <w:p>
       <w:pPr>
         <w:pStyle w:val="2"/>
+      </w:pPr>
+      <w:r>
         <w:rPr>
           <w:rFonts w:hint="eastAsia"/>
         </w:rPr>
-      </w:pPr>
-      <w:bookmarkStart w:id="0" w:name="_GoBack"/>
-      <w:r>
-        <w:rPr>
-          <w:rFonts w:hint="eastAsia"/>
-        </w:rPr>
         <w:t>对象解构</w:t>
       </w:r>
     </w:p>
-    <w:bookmarkEnd w:id="0"/>
-    <w:p>
-      <w:pPr>
-        <w:rPr>
-          <w:rFonts w:hint="eastAsia"/>
-        </w:rPr>
-      </w:pPr>
+    <w:p>
       <w:r>
         <w:rPr>
           <w:noProof/>
@@ -480,7 +3233,7 @@
                     <pic:cNvPicPr/>
                   </pic:nvPicPr>
                   <pic:blipFill>
-                    <a:blip r:embed="rId14"/>
+                    <a:blip r:embed="rId72"/>
                     <a:stretch>
                       <a:fillRect/>
                     </a:stretch>
@@ -501,13 +3254,7 @@
         </w:drawing>
       </w:r>
     </w:p>
-    <w:p>
-      <w:pPr>
-        <w:rPr>
-          <w:rFonts w:hint="eastAsia"/>
-        </w:rPr>
-      </w:pPr>
-    </w:p>
+    <w:p/>
     <w:sectPr>
       <w:pgSz w:w="11906" w:h="16838"/>
       <w:pgMar w:top="1440" w:right="1800" w:bottom="1440" w:left="1800" w:header="851" w:footer="992" w:gutter="0"/>
